--- a/lab assignment/unit 3/SPA_Assignment_RollNo-2501630014_Ajitesh _Singh_Gusain/report .docx
+++ b/lab assignment/unit 3/SPA_Assignment_RollNo-2501630014_Ajitesh _Singh_Gusain/report .docx
@@ -1,6 +1,6 @@
 
 <file path=word/document.xml><?xml version="1.0" encoding="utf-8"?>
-<w:document xmlns:wpc="http://schemas.microsoft.com/office/word/2010/wordprocessingCanvas" xmlns:cx="http://schemas.microsoft.com/office/drawing/2014/chartex" xmlns:cx1="http://schemas.microsoft.com/office/drawing/2015/9/8/chartex" xmlns:cx2="http://schemas.microsoft.com/office/drawing/2015/10/21/chartex" xmlns:cx3="http://schemas.microsoft.com/office/drawing/2016/5/9/chartex" xmlns:cx4="http://schemas.microsoft.com/office/drawing/2016/5/10/chartex" xmlns:cx5="http://schemas.microsoft.com/office/drawing/2016/5/11/chartex" xmlns:cx6="http://schemas.microsoft.com/office/drawing/2016/5/12/chartex" xmlns:cx7="http://schemas.microsoft.com/office/drawing/2016/5/13/chartex" xmlns:cx8="http://schemas.microsoft.com/office/drawing/2016/5/14/chartex" xmlns:mc="http://schemas.openxmlformats.org/markup-compatibility/2006" xmlns:aink="http://schemas.microsoft.com/office/drawing/2016/ink" xmlns:am3d="http://schemas.microsoft.com/office/drawing/2017/model3d" xmlns:o="urn:schemas-microsoft-com:office:office" xmlns:oel="http://schemas.microsoft.com/office/2019/extlst" xmlns:r="http://schemas.openxmlformats.org/officeDocument/2006/relationships" xmlns:m="http://schemas.openxmlformats.org/officeDocument/2006/math" xmlns:v="urn:schemas-microsoft-com:vml" xmlns:wp14="http://schemas.microsoft.com/office/word/2010/wordprocessingDrawing" xmlns:wp="http://schemas.openxmlformats.org/drawingml/2006/wordprocessingDrawing" xmlns:w10="urn:schemas-microsoft-com:office:word" xmlns:w="http://schemas.openxmlformats.org/wordprocessingml/2006/main" xmlns:w14="http://schemas.microsoft.com/office/word/2010/wordml" xmlns:w15="http://schemas.microsoft.com/office/word/2012/wordml" xmlns:w16cex="http://schemas.microsoft.com/office/word/2018/wordml/cex" xmlns:w16cid="http://schemas.microsoft.com/office/word/2016/wordml/cid" xmlns:w16="http://schemas.microsoft.com/office/word/2018/wordml" xmlns:w16du="http://schemas.microsoft.com/office/word/2023/wordml/word16du" xmlns:w16sdtdh="http://schemas.microsoft.com/office/word/2020/wordml/sdtdatahash" xmlns:w16sdtfl="http://schemas.microsoft.com/office/word/2024/wordml/sdtformatlock" xmlns:w16se="http://schemas.microsoft.com/office/word/2015/wordml/symex" xmlns:wpg="http://schemas.microsoft.com/office/word/2010/wordprocessingGroup" xmlns:wpi="http://schemas.microsoft.com/office/word/2010/wordprocessingInk" xmlns:wne="http://schemas.microsoft.com/office/word/2006/wordml" xmlns:wps="http://schemas.microsoft.com/office/word/2010/wordprocessingShape" mc:Ignorable="w14 w15 w16se w16cid w16 w16cex w16sdtdh w16sdtfl w16du wp14">
+<w:document xmlns:wpc="http://schemas.microsoft.com/office/word/2010/wordprocessingCanvas" xmlns:cx="http://schemas.microsoft.com/office/drawing/2014/chartex" xmlns:cx1="http://schemas.microsoft.com/office/drawing/2015/9/8/chartex" xmlns:cx2="http://schemas.microsoft.com/office/drawing/2015/10/21/chartex" xmlns:cx3="http://schemas.microsoft.com/office/drawing/2016/5/9/chartex" xmlns:cx4="http://schemas.microsoft.com/office/drawing/2016/5/10/chartex" xmlns:cx5="http://schemas.microsoft.com/office/drawing/2016/5/11/chartex" xmlns:cx6="http://schemas.microsoft.com/office/drawing/2016/5/12/chartex" xmlns:cx7="http://schemas.microsoft.com/office/drawing/2016/5/13/chartex" xmlns:cx8="http://schemas.microsoft.com/office/drawing/2016/5/14/chartex" xmlns:mc="http://schemas.openxmlformats.org/markup-compatibility/2006" xmlns:aink="http://schemas.microsoft.com/office/drawing/2016/ink" xmlns:am3d="http://schemas.microsoft.com/office/drawing/2017/model3d" xmlns:o="urn:schemas-microsoft-com:office:office" xmlns:oel="http://schemas.microsoft.com/office/2019/extlst" xmlns:r="http://schemas.openxmlformats.org/officeDocument/2006/relationships" xmlns:m="http://schemas.openxmlformats.org/officeDocument/2006/math" xmlns:v="urn:schemas-microsoft-com:vml" xmlns:wp14="http://schemas.microsoft.com/office/word/2010/wordprocessingDrawing" xmlns:wp="http://schemas.openxmlformats.org/drawingml/2006/wordprocessingDrawing" xmlns:a="http://schemas.openxmlformats.org/drawingml/2006/main" xmlns:pic="http://schemas.openxmlformats.org/drawingml/2006/picture" xmlns:c="http://schemas.openxmlformats.org/drawingml/2006/chart" xmlns:dgm="http://schemas.openxmlformats.org/drawingml/2006/diagram" xmlns:lc="http://schemas.openxmlformats.org/drawingml/2006/lockedCanvas" xmlns:w10="urn:schemas-microsoft-com:office:word" xmlns:w="http://schemas.openxmlformats.org/wordprocessingml/2006/main" xmlns:w14="http://schemas.microsoft.com/office/word/2010/wordml" xmlns:w15="http://schemas.microsoft.com/office/word/2012/wordml" xmlns:w16cex="http://schemas.microsoft.com/office/word/2018/wordml/cex" xmlns:w16cid="http://schemas.microsoft.com/office/word/2016/wordml/cid" xmlns:w16="http://schemas.microsoft.com/office/word/2018/wordml" xmlns:w16du="http://schemas.microsoft.com/office/word/2023/wordml/word16du" xmlns:w16sdtdh="http://schemas.microsoft.com/office/word/2020/wordml/sdtdatahash" xmlns:w16sdtfl="http://schemas.microsoft.com/office/word/2024/wordml/sdtformatlock" xmlns:w16se="http://schemas.microsoft.com/office/word/2015/wordml/symex" xmlns:wpg="http://schemas.microsoft.com/office/word/2010/wordprocessingGroup" xmlns:wpi="http://schemas.microsoft.com/office/word/2010/wordprocessingInk" xmlns:wne="http://schemas.microsoft.com/office/word/2006/wordml" xmlns:wps="http://schemas.microsoft.com/office/word/2010/wordprocessingShape" mc:Ignorable="w14 w15 w16se w16cid w16 w16cex w16sdtdh w16sdtfl w16du wp14">
   <w:body>
     <w:p>
       <w:pPr>
@@ -316,7 +316,6 @@
           <w:sz w:val="40"/>
           <w:szCs w:val="40"/>
         </w:rPr>
-        <w:lastRenderedPageBreak/>
         <w:t>Sorting Performance Analyzer (SPA) – Technical Report</w:t>
       </w:r>
     </w:p>
@@ -494,7 +493,7 @@
           <w:bottom w:w="15" w:type="dxa"/>
           <w:right w:w="15" w:type="dxa"/>
         </w:tblCellMar>
-        <w:tblLook w:val="04A0" w:firstRow="1" w:lastRow="0" w:firstColumn="1" w:lastColumn="0" w:noHBand="0" w:noVBand="1"/>
+        <w:tblLook w:firstColumn="1" w:firstRow="1" w:lastColumn="0" w:lastRow="0" w:noHBand="0" w:noVBand="1" w:val="04A0"/>
       </w:tblPr>
       <w:tblGrid>
         <w:gridCol w:w="1852"/>
@@ -504,20 +503,21 @@
       </w:tblGrid>
       <w:tr>
         <w:trPr>
+          <w:hidden w:val="0"/>
           <w:tblHeader/>
           <w:tblCellSpacing w:w="15" w:type="dxa"/>
         </w:trPr>
         <w:tc>
           <w:tcPr>
-            <w:tcW w:w="0" w:type="auto"/>
-            <w:tcBorders>
-              <w:top w:val="single" w:sz="6" w:space="0" w:color="auto"/>
-              <w:left w:val="single" w:sz="6" w:space="0" w:color="auto"/>
-              <w:bottom w:val="single" w:sz="6" w:space="0" w:color="auto"/>
-              <w:right w:val="single" w:sz="6" w:space="0" w:color="auto"/>
-            </w:tcBorders>
-            <w:vAlign w:val="center"/>
-            <w:hideMark/>
+            <w:tcW w:w="1852" w:type="auto"/>
+            <w:tcBorders>
+              <w:top w:val="single" w:color="auto" w:sz="6" w:space="0"/>
+              <w:left w:val="single" w:color="auto" w:sz="6" w:space="0"/>
+              <w:bottom w:val="single" w:color="auto" w:sz="6" w:space="0"/>
+              <w:right w:val="single" w:color="auto" w:sz="6" w:space="0"/>
+            </w:tcBorders>
+            <w:vAlign w:val="center"/>
+            <w:hideMark w:val="1"/>
           </w:tcPr>
           <w:p>
             <w:pPr>
@@ -537,15 +537,15 @@
         </w:tc>
         <w:tc>
           <w:tcPr>
-            <w:tcW w:w="0" w:type="auto"/>
-            <w:tcBorders>
-              <w:top w:val="single" w:sz="6" w:space="0" w:color="auto"/>
-              <w:left w:val="single" w:sz="6" w:space="0" w:color="auto"/>
-              <w:bottom w:val="single" w:sz="6" w:space="0" w:color="auto"/>
-              <w:right w:val="single" w:sz="6" w:space="0" w:color="auto"/>
-            </w:tcBorders>
-            <w:vAlign w:val="center"/>
-            <w:hideMark/>
+            <w:tcW w:w="1655" w:type="auto"/>
+            <w:tcBorders>
+              <w:top w:val="single" w:color="auto" w:sz="6" w:space="0"/>
+              <w:left w:val="single" w:color="auto" w:sz="6" w:space="0"/>
+              <w:bottom w:val="single" w:color="auto" w:sz="6" w:space="0"/>
+              <w:right w:val="single" w:color="auto" w:sz="6" w:space="0"/>
+            </w:tcBorders>
+            <w:vAlign w:val="center"/>
+            <w:hideMark w:val="1"/>
           </w:tcPr>
           <w:p>
             <w:pPr>
@@ -565,15 +565,15 @@
         </w:tc>
         <w:tc>
           <w:tcPr>
-            <w:tcW w:w="0" w:type="auto"/>
-            <w:tcBorders>
-              <w:top w:val="single" w:sz="6" w:space="0" w:color="auto"/>
-              <w:left w:val="single" w:sz="6" w:space="0" w:color="auto"/>
-              <w:bottom w:val="single" w:sz="6" w:space="0" w:color="auto"/>
-              <w:right w:val="single" w:sz="6" w:space="0" w:color="auto"/>
-            </w:tcBorders>
-            <w:vAlign w:val="center"/>
-            <w:hideMark/>
+            <w:tcW w:w="1641" w:type="auto"/>
+            <w:tcBorders>
+              <w:top w:val="single" w:color="auto" w:sz="6" w:space="0"/>
+              <w:left w:val="single" w:color="auto" w:sz="6" w:space="0"/>
+              <w:bottom w:val="single" w:color="auto" w:sz="6" w:space="0"/>
+              <w:right w:val="single" w:color="auto" w:sz="6" w:space="0"/>
+            </w:tcBorders>
+            <w:vAlign w:val="center"/>
+            <w:hideMark w:val="1"/>
           </w:tcPr>
           <w:p>
             <w:pPr>
@@ -593,15 +593,15 @@
         </w:tc>
         <w:tc>
           <w:tcPr>
-            <w:tcW w:w="0" w:type="auto"/>
-            <w:tcBorders>
-              <w:top w:val="single" w:sz="6" w:space="0" w:color="auto"/>
-              <w:left w:val="single" w:sz="6" w:space="0" w:color="auto"/>
-              <w:bottom w:val="single" w:sz="6" w:space="0" w:color="auto"/>
-              <w:right w:val="single" w:sz="6" w:space="0" w:color="auto"/>
-            </w:tcBorders>
-            <w:vAlign w:val="center"/>
-            <w:hideMark/>
+            <w:tcW w:w="3862" w:type="auto"/>
+            <w:tcBorders>
+              <w:top w:val="single" w:color="auto" w:sz="6" w:space="0"/>
+              <w:left w:val="single" w:color="auto" w:sz="6" w:space="0"/>
+              <w:bottom w:val="single" w:color="auto" w:sz="6" w:space="0"/>
+              <w:right w:val="single" w:color="auto" w:sz="6" w:space="0"/>
+            </w:tcBorders>
+            <w:vAlign w:val="center"/>
+            <w:hideMark w:val="1"/>
           </w:tcPr>
           <w:p>
             <w:pPr>
@@ -622,19 +622,20 @@
       </w:tr>
       <w:tr>
         <w:trPr>
+          <w:hidden w:val="0"/>
           <w:tblCellSpacing w:w="15" w:type="dxa"/>
         </w:trPr>
         <w:tc>
           <w:tcPr>
-            <w:tcW w:w="0" w:type="auto"/>
-            <w:tcBorders>
-              <w:top w:val="single" w:sz="6" w:space="0" w:color="auto"/>
-              <w:left w:val="single" w:sz="6" w:space="0" w:color="auto"/>
-              <w:bottom w:val="single" w:sz="6" w:space="0" w:color="auto"/>
-              <w:right w:val="single" w:sz="6" w:space="0" w:color="auto"/>
-            </w:tcBorders>
-            <w:vAlign w:val="center"/>
-            <w:hideMark/>
+            <w:tcW w:w="1852" w:type="auto"/>
+            <w:tcBorders>
+              <w:top w:val="single" w:color="auto" w:sz="6" w:space="0"/>
+              <w:left w:val="single" w:color="auto" w:sz="6" w:space="0"/>
+              <w:bottom w:val="single" w:color="auto" w:sz="6" w:space="0"/>
+              <w:right w:val="single" w:color="auto" w:sz="6" w:space="0"/>
+            </w:tcBorders>
+            <w:vAlign w:val="center"/>
+            <w:hideMark w:val="1"/>
           </w:tcPr>
           <w:p>
             <w:pPr>
@@ -654,15 +655,15 @@
         </w:tc>
         <w:tc>
           <w:tcPr>
-            <w:tcW w:w="0" w:type="auto"/>
-            <w:tcBorders>
-              <w:top w:val="single" w:sz="6" w:space="0" w:color="auto"/>
-              <w:left w:val="single" w:sz="6" w:space="0" w:color="auto"/>
-              <w:bottom w:val="single" w:sz="6" w:space="0" w:color="auto"/>
-              <w:right w:val="single" w:sz="6" w:space="0" w:color="auto"/>
-            </w:tcBorders>
-            <w:vAlign w:val="center"/>
-            <w:hideMark/>
+            <w:tcW w:w="1655" w:type="auto"/>
+            <w:tcBorders>
+              <w:top w:val="single" w:color="auto" w:sz="6" w:space="0"/>
+              <w:left w:val="single" w:color="auto" w:sz="6" w:space="0"/>
+              <w:bottom w:val="single" w:color="auto" w:sz="6" w:space="0"/>
+              <w:right w:val="single" w:color="auto" w:sz="6" w:space="0"/>
+            </w:tcBorders>
+            <w:vAlign w:val="center"/>
+            <w:hideMark w:val="1"/>
           </w:tcPr>
           <w:p>
             <w:pPr>
@@ -682,15 +683,15 @@
         </w:tc>
         <w:tc>
           <w:tcPr>
-            <w:tcW w:w="0" w:type="auto"/>
-            <w:tcBorders>
-              <w:top w:val="single" w:sz="6" w:space="0" w:color="auto"/>
-              <w:left w:val="single" w:sz="6" w:space="0" w:color="auto"/>
-              <w:bottom w:val="single" w:sz="6" w:space="0" w:color="auto"/>
-              <w:right w:val="single" w:sz="6" w:space="0" w:color="auto"/>
-            </w:tcBorders>
-            <w:vAlign w:val="center"/>
-            <w:hideMark/>
+            <w:tcW w:w="1641" w:type="auto"/>
+            <w:tcBorders>
+              <w:top w:val="single" w:color="auto" w:sz="6" w:space="0"/>
+              <w:left w:val="single" w:color="auto" w:sz="6" w:space="0"/>
+              <w:bottom w:val="single" w:color="auto" w:sz="6" w:space="0"/>
+              <w:right w:val="single" w:color="auto" w:sz="6" w:space="0"/>
+            </w:tcBorders>
+            <w:vAlign w:val="center"/>
+            <w:hideMark w:val="1"/>
           </w:tcPr>
           <w:p>
             <w:pPr>
@@ -710,15 +711,15 @@
         </w:tc>
         <w:tc>
           <w:tcPr>
-            <w:tcW w:w="0" w:type="auto"/>
-            <w:tcBorders>
-              <w:top w:val="single" w:sz="6" w:space="0" w:color="auto"/>
-              <w:left w:val="single" w:sz="6" w:space="0" w:color="auto"/>
-              <w:bottom w:val="single" w:sz="6" w:space="0" w:color="auto"/>
-              <w:right w:val="single" w:sz="6" w:space="0" w:color="auto"/>
-            </w:tcBorders>
-            <w:vAlign w:val="center"/>
-            <w:hideMark/>
+            <w:tcW w:w="3862" w:type="auto"/>
+            <w:tcBorders>
+              <w:top w:val="single" w:color="auto" w:sz="6" w:space="0"/>
+              <w:left w:val="single" w:color="auto" w:sz="6" w:space="0"/>
+              <w:bottom w:val="single" w:color="auto" w:sz="6" w:space="0"/>
+              <w:right w:val="single" w:color="auto" w:sz="6" w:space="0"/>
+            </w:tcBorders>
+            <w:vAlign w:val="center"/>
+            <w:hideMark w:val="1"/>
           </w:tcPr>
           <w:p>
             <w:pPr>
@@ -739,7 +740,6 @@
                 <w:sz w:val="40"/>
                 <w:szCs w:val="40"/>
               </w:rPr>
-              <w:lastRenderedPageBreak/>
               <w:t>duplicate items in their original order.</w:t>
             </w:r>
           </w:p>
@@ -747,48 +747,48 @@
       </w:tr>
       <w:tr>
         <w:trPr>
+          <w:hidden w:val="0"/>
           <w:tblCellSpacing w:w="15" w:type="dxa"/>
         </w:trPr>
         <w:tc>
           <w:tcPr>
-            <w:tcW w:w="0" w:type="auto"/>
-            <w:tcBorders>
-              <w:top w:val="single" w:sz="6" w:space="0" w:color="auto"/>
-              <w:left w:val="single" w:sz="6" w:space="0" w:color="auto"/>
-              <w:bottom w:val="single" w:sz="6" w:space="0" w:color="auto"/>
-              <w:right w:val="single" w:sz="6" w:space="0" w:color="auto"/>
-            </w:tcBorders>
-            <w:vAlign w:val="center"/>
-            <w:hideMark/>
-          </w:tcPr>
-          <w:p>
-            <w:pPr>
-              <w:rPr>
-                <w:sz w:val="40"/>
-                <w:szCs w:val="40"/>
-              </w:rPr>
-            </w:pPr>
-            <w:r>
-              <w:rPr>
-                <w:sz w:val="40"/>
-                <w:szCs w:val="40"/>
-              </w:rPr>
-              <w:lastRenderedPageBreak/>
+            <w:tcW w:w="1852" w:type="auto"/>
+            <w:tcBorders>
+              <w:top w:val="single" w:color="auto" w:sz="6" w:space="0"/>
+              <w:left w:val="single" w:color="auto" w:sz="6" w:space="0"/>
+              <w:bottom w:val="single" w:color="auto" w:sz="6" w:space="0"/>
+              <w:right w:val="single" w:color="auto" w:sz="6" w:space="0"/>
+            </w:tcBorders>
+            <w:vAlign w:val="center"/>
+            <w:hideMark w:val="1"/>
+          </w:tcPr>
+          <w:p>
+            <w:pPr>
+              <w:rPr>
+                <w:sz w:val="40"/>
+                <w:szCs w:val="40"/>
+              </w:rPr>
+            </w:pPr>
+            <w:r>
+              <w:rPr>
+                <w:sz w:val="40"/>
+                <w:szCs w:val="40"/>
+              </w:rPr>
               <w:t>Merge Sort</w:t>
             </w:r>
           </w:p>
         </w:tc>
         <w:tc>
           <w:tcPr>
-            <w:tcW w:w="0" w:type="auto"/>
-            <w:tcBorders>
-              <w:top w:val="single" w:sz="6" w:space="0" w:color="auto"/>
-              <w:left w:val="single" w:sz="6" w:space="0" w:color="auto"/>
-              <w:bottom w:val="single" w:sz="6" w:space="0" w:color="auto"/>
-              <w:right w:val="single" w:sz="6" w:space="0" w:color="auto"/>
-            </w:tcBorders>
-            <w:vAlign w:val="center"/>
-            <w:hideMark/>
+            <w:tcW w:w="1655" w:type="auto"/>
+            <w:tcBorders>
+              <w:top w:val="single" w:color="auto" w:sz="6" w:space="0"/>
+              <w:left w:val="single" w:color="auto" w:sz="6" w:space="0"/>
+              <w:bottom w:val="single" w:color="auto" w:sz="6" w:space="0"/>
+              <w:right w:val="single" w:color="auto" w:sz="6" w:space="0"/>
+            </w:tcBorders>
+            <w:vAlign w:val="center"/>
+            <w:hideMark w:val="1"/>
           </w:tcPr>
           <w:p>
             <w:pPr>
@@ -808,15 +808,15 @@
         </w:tc>
         <w:tc>
           <w:tcPr>
-            <w:tcW w:w="0" w:type="auto"/>
-            <w:tcBorders>
-              <w:top w:val="single" w:sz="6" w:space="0" w:color="auto"/>
-              <w:left w:val="single" w:sz="6" w:space="0" w:color="auto"/>
-              <w:bottom w:val="single" w:sz="6" w:space="0" w:color="auto"/>
-              <w:right w:val="single" w:sz="6" w:space="0" w:color="auto"/>
-            </w:tcBorders>
-            <w:vAlign w:val="center"/>
-            <w:hideMark/>
+            <w:tcW w:w="1641" w:type="auto"/>
+            <w:tcBorders>
+              <w:top w:val="single" w:color="auto" w:sz="6" w:space="0"/>
+              <w:left w:val="single" w:color="auto" w:sz="6" w:space="0"/>
+              <w:bottom w:val="single" w:color="auto" w:sz="6" w:space="0"/>
+              <w:right w:val="single" w:color="auto" w:sz="6" w:space="0"/>
+            </w:tcBorders>
+            <w:vAlign w:val="center"/>
+            <w:hideMark w:val="1"/>
           </w:tcPr>
           <w:p>
             <w:pPr>
@@ -836,15 +836,15 @@
         </w:tc>
         <w:tc>
           <w:tcPr>
-            <w:tcW w:w="0" w:type="auto"/>
-            <w:tcBorders>
-              <w:top w:val="single" w:sz="6" w:space="0" w:color="auto"/>
-              <w:left w:val="single" w:sz="6" w:space="0" w:color="auto"/>
-              <w:bottom w:val="single" w:sz="6" w:space="0" w:color="auto"/>
-              <w:right w:val="single" w:sz="6" w:space="0" w:color="auto"/>
-            </w:tcBorders>
-            <w:vAlign w:val="center"/>
-            <w:hideMark/>
+            <w:tcW w:w="3862" w:type="auto"/>
+            <w:tcBorders>
+              <w:top w:val="single" w:color="auto" w:sz="6" w:space="0"/>
+              <w:left w:val="single" w:color="auto" w:sz="6" w:space="0"/>
+              <w:bottom w:val="single" w:color="auto" w:sz="6" w:space="0"/>
+              <w:right w:val="single" w:color="auto" w:sz="6" w:space="0"/>
+            </w:tcBorders>
+            <w:vAlign w:val="center"/>
+            <w:hideMark w:val="1"/>
           </w:tcPr>
           <w:p>
             <w:pPr>
@@ -865,19 +865,20 @@
       </w:tr>
       <w:tr>
         <w:trPr>
+          <w:hidden w:val="0"/>
           <w:tblCellSpacing w:w="15" w:type="dxa"/>
         </w:trPr>
         <w:tc>
           <w:tcPr>
-            <w:tcW w:w="0" w:type="auto"/>
-            <w:tcBorders>
-              <w:top w:val="single" w:sz="6" w:space="0" w:color="auto"/>
-              <w:left w:val="single" w:sz="6" w:space="0" w:color="auto"/>
-              <w:bottom w:val="single" w:sz="6" w:space="0" w:color="auto"/>
-              <w:right w:val="single" w:sz="6" w:space="0" w:color="auto"/>
-            </w:tcBorders>
-            <w:vAlign w:val="center"/>
-            <w:hideMark/>
+            <w:tcW w:w="1852" w:type="auto"/>
+            <w:tcBorders>
+              <w:top w:val="single" w:color="auto" w:sz="6" w:space="0"/>
+              <w:left w:val="single" w:color="auto" w:sz="6" w:space="0"/>
+              <w:bottom w:val="single" w:color="auto" w:sz="6" w:space="0"/>
+              <w:right w:val="single" w:color="auto" w:sz="6" w:space="0"/>
+            </w:tcBorders>
+            <w:vAlign w:val="center"/>
+            <w:hideMark w:val="1"/>
           </w:tcPr>
           <w:p>
             <w:pPr>
@@ -897,15 +898,15 @@
         </w:tc>
         <w:tc>
           <w:tcPr>
-            <w:tcW w:w="0" w:type="auto"/>
-            <w:tcBorders>
-              <w:top w:val="single" w:sz="6" w:space="0" w:color="auto"/>
-              <w:left w:val="single" w:sz="6" w:space="0" w:color="auto"/>
-              <w:bottom w:val="single" w:sz="6" w:space="0" w:color="auto"/>
-              <w:right w:val="single" w:sz="6" w:space="0" w:color="auto"/>
-            </w:tcBorders>
-            <w:vAlign w:val="center"/>
-            <w:hideMark/>
+            <w:tcW w:w="1655" w:type="auto"/>
+            <w:tcBorders>
+              <w:top w:val="single" w:color="auto" w:sz="6" w:space="0"/>
+              <w:left w:val="single" w:color="auto" w:sz="6" w:space="0"/>
+              <w:bottom w:val="single" w:color="auto" w:sz="6" w:space="0"/>
+              <w:right w:val="single" w:color="auto" w:sz="6" w:space="0"/>
+            </w:tcBorders>
+            <w:vAlign w:val="center"/>
+            <w:hideMark w:val="1"/>
           </w:tcPr>
           <w:p>
             <w:pPr>
@@ -925,15 +926,15 @@
         </w:tc>
         <w:tc>
           <w:tcPr>
-            <w:tcW w:w="0" w:type="auto"/>
-            <w:tcBorders>
-              <w:top w:val="single" w:sz="6" w:space="0" w:color="auto"/>
-              <w:left w:val="single" w:sz="6" w:space="0" w:color="auto"/>
-              <w:bottom w:val="single" w:sz="6" w:space="0" w:color="auto"/>
-              <w:right w:val="single" w:sz="6" w:space="0" w:color="auto"/>
-            </w:tcBorders>
-            <w:vAlign w:val="center"/>
-            <w:hideMark/>
+            <w:tcW w:w="1641" w:type="auto"/>
+            <w:tcBorders>
+              <w:top w:val="single" w:color="auto" w:sz="6" w:space="0"/>
+              <w:left w:val="single" w:color="auto" w:sz="6" w:space="0"/>
+              <w:bottom w:val="single" w:color="auto" w:sz="6" w:space="0"/>
+              <w:right w:val="single" w:color="auto" w:sz="6" w:space="0"/>
+            </w:tcBorders>
+            <w:vAlign w:val="center"/>
+            <w:hideMark w:val="1"/>
           </w:tcPr>
           <w:p>
             <w:pPr>
@@ -953,15 +954,15 @@
         </w:tc>
         <w:tc>
           <w:tcPr>
-            <w:tcW w:w="0" w:type="auto"/>
-            <w:tcBorders>
-              <w:top w:val="single" w:sz="6" w:space="0" w:color="auto"/>
-              <w:left w:val="single" w:sz="6" w:space="0" w:color="auto"/>
-              <w:bottom w:val="single" w:sz="6" w:space="0" w:color="auto"/>
-              <w:right w:val="single" w:sz="6" w:space="0" w:color="auto"/>
-            </w:tcBorders>
-            <w:vAlign w:val="center"/>
-            <w:hideMark/>
+            <w:tcW w:w="3862" w:type="auto"/>
+            <w:tcBorders>
+              <w:top w:val="single" w:color="auto" w:sz="6" w:space="0"/>
+              <w:left w:val="single" w:color="auto" w:sz="6" w:space="0"/>
+              <w:bottom w:val="single" w:color="auto" w:sz="6" w:space="0"/>
+              <w:right w:val="single" w:color="auto" w:sz="6" w:space="0"/>
+            </w:tcBorders>
+            <w:vAlign w:val="center"/>
+            <w:hideMark w:val="1"/>
           </w:tcPr>
           <w:p>
             <w:pPr>
@@ -1061,7 +1062,6 @@
           <w:sz w:val="40"/>
           <w:szCs w:val="40"/>
         </w:rPr>
-        <w:lastRenderedPageBreak/>
         <w:t>Task 1: Algorithmic Implementation</w:t>
       </w:r>
     </w:p>
@@ -1125,13 +1125,9 @@
         </w:rPr>
       </w:pPr>
       <w:r>
-        <w:rPr>
-          <w:sz w:val="40"/>
-          <w:szCs w:val="40"/>
-        </w:rPr>
         <w:drawing>
           <wp:inline distT="0" distB="0" distL="0" distR="0" wp14:anchorId="001A665E" wp14:editId="42AF73B3">
-            <wp:extent cx="5731510" cy="4886960"/>
+            <wp:extent cx="5734050" cy="4886325"/>
             <wp:effectExtent l="0" t="0" r="2540" b="8890"/>
             <wp:docPr id="223158770" name="Picture 1"/>
             <wp:cNvGraphicFramePr>
@@ -1174,14 +1170,9 @@
         </w:rPr>
       </w:pPr>
       <w:r>
-        <w:rPr>
-          <w:sz w:val="40"/>
-          <w:szCs w:val="40"/>
-        </w:rPr>
-        <w:lastRenderedPageBreak/>
         <w:drawing>
           <wp:inline distT="0" distB="0" distL="0" distR="0" wp14:anchorId="4F568AA5" wp14:editId="2EFF3D83">
-            <wp:extent cx="4430684" cy="4063997"/>
+            <wp:extent cx="4429125" cy="4067175"/>
             <wp:effectExtent l="0" t="0" r="8255" b="0"/>
             <wp:docPr id="1119000412" name="Picture 1"/>
             <wp:cNvGraphicFramePr>
@@ -1229,14 +1220,9 @@
         <w:t xml:space="preserve"> </w:t>
       </w:r>
       <w:r>
-        <w:rPr>
-          <w:noProof/>
-          <w:sz w:val="40"/>
-          <w:szCs w:val="40"/>
-        </w:rPr>
         <w:drawing>
           <wp:inline distT="0" distB="0" distL="0" distR="0" wp14:anchorId="0F5EC893" wp14:editId="3B5CB225">
-            <wp:extent cx="4421680" cy="4447309"/>
+            <wp:extent cx="4419600" cy="4448175"/>
             <wp:effectExtent l="0" t="0" r="0" b="0"/>
             <wp:docPr id="513470075" name="Picture 1"/>
             <wp:cNvGraphicFramePr>
@@ -1279,15 +1265,9 @@
         </w:rPr>
       </w:pPr>
       <w:r>
-        <w:rPr>
-          <w:noProof/>
-          <w:sz w:val="40"/>
-          <w:szCs w:val="40"/>
-        </w:rPr>
-        <w:lastRenderedPageBreak/>
         <w:drawing>
           <wp:inline distT="0" distB="0" distL="0" distR="0" wp14:anchorId="71D1ADF3" wp14:editId="7B172DE4">
-            <wp:extent cx="4232934" cy="4572000"/>
+            <wp:extent cx="4229100" cy="4572000"/>
             <wp:effectExtent l="0" t="0" r="0" b="0"/>
             <wp:docPr id="1611901225" name="Picture 1"/>
             <wp:cNvGraphicFramePr>
@@ -1392,15 +1372,9 @@
         </w:rPr>
       </w:pPr>
       <w:r>
-        <w:rPr>
-          <w:noProof/>
-          <w:sz w:val="40"/>
-          <w:szCs w:val="40"/>
-        </w:rPr>
-        <w:lastRenderedPageBreak/>
         <w:drawing>
           <wp:inline distT="0" distB="0" distL="0" distR="0" wp14:anchorId="7255D8C9" wp14:editId="626A8144">
-            <wp:extent cx="4324954" cy="2924583"/>
+            <wp:extent cx="4324350" cy="2924175"/>
             <wp:effectExtent l="0" t="0" r="0" b="9525"/>
             <wp:docPr id="1985863275" name="Picture 1"/>
             <wp:cNvGraphicFramePr>
@@ -1616,7 +1590,7 @@
           <w:bottom w:w="15" w:type="dxa"/>
           <w:right w:w="15" w:type="dxa"/>
         </w:tblCellMar>
-        <w:tblLook w:val="04A0" w:firstRow="1" w:lastRow="0" w:firstColumn="1" w:lastColumn="0" w:noHBand="0" w:noVBand="1"/>
+        <w:tblLook w:firstColumn="1" w:firstRow="1" w:lastColumn="0" w:lastRow="0" w:noHBand="0" w:noVBand="1" w:val="04A0"/>
       </w:tblPr>
       <w:tblGrid>
         <w:gridCol w:w="1174"/>
@@ -1627,20 +1601,21 @@
       </w:tblGrid>
       <w:tr>
         <w:trPr>
+          <w:hidden w:val="0"/>
           <w:tblHeader/>
           <w:tblCellSpacing w:w="15" w:type="dxa"/>
         </w:trPr>
         <w:tc>
           <w:tcPr>
-            <w:tcW w:w="0" w:type="auto"/>
-            <w:tcBorders>
-              <w:top w:val="single" w:sz="6" w:space="0" w:color="auto"/>
-              <w:left w:val="single" w:sz="6" w:space="0" w:color="auto"/>
-              <w:bottom w:val="single" w:sz="6" w:space="0" w:color="auto"/>
-              <w:right w:val="single" w:sz="6" w:space="0" w:color="auto"/>
-            </w:tcBorders>
-            <w:vAlign w:val="center"/>
-            <w:hideMark/>
+            <w:tcW w:w="1174" w:type="auto"/>
+            <w:tcBorders>
+              <w:top w:val="single" w:color="auto" w:sz="6" w:space="0"/>
+              <w:left w:val="single" w:color="auto" w:sz="6" w:space="0"/>
+              <w:bottom w:val="single" w:color="auto" w:sz="6" w:space="0"/>
+              <w:right w:val="single" w:color="auto" w:sz="6" w:space="0"/>
+            </w:tcBorders>
+            <w:vAlign w:val="center"/>
+            <w:hideMark w:val="1"/>
           </w:tcPr>
           <w:p>
             <w:pPr>
@@ -1662,15 +1637,15 @@
         </w:tc>
         <w:tc>
           <w:tcPr>
-            <w:tcW w:w="0" w:type="auto"/>
-            <w:tcBorders>
-              <w:top w:val="single" w:sz="6" w:space="0" w:color="auto"/>
-              <w:left w:val="single" w:sz="6" w:space="0" w:color="auto"/>
-              <w:bottom w:val="single" w:sz="6" w:space="0" w:color="auto"/>
-              <w:right w:val="single" w:sz="6" w:space="0" w:color="auto"/>
-            </w:tcBorders>
-            <w:vAlign w:val="center"/>
-            <w:hideMark/>
+            <w:tcW w:w="2120" w:type="auto"/>
+            <w:tcBorders>
+              <w:top w:val="single" w:color="auto" w:sz="6" w:space="0"/>
+              <w:left w:val="single" w:color="auto" w:sz="6" w:space="0"/>
+              <w:bottom w:val="single" w:color="auto" w:sz="6" w:space="0"/>
+              <w:right w:val="single" w:color="auto" w:sz="6" w:space="0"/>
+            </w:tcBorders>
+            <w:vAlign w:val="center"/>
+            <w:hideMark w:val="1"/>
           </w:tcPr>
           <w:p>
             <w:pPr>
@@ -1692,15 +1667,15 @@
         </w:tc>
         <w:tc>
           <w:tcPr>
-            <w:tcW w:w="0" w:type="auto"/>
-            <w:tcBorders>
-              <w:top w:val="single" w:sz="6" w:space="0" w:color="auto"/>
-              <w:left w:val="single" w:sz="6" w:space="0" w:color="auto"/>
-              <w:bottom w:val="single" w:sz="6" w:space="0" w:color="auto"/>
-              <w:right w:val="single" w:sz="6" w:space="0" w:color="auto"/>
-            </w:tcBorders>
-            <w:vAlign w:val="center"/>
-            <w:hideMark/>
+            <w:tcW w:w="2261" w:type="auto"/>
+            <w:tcBorders>
+              <w:top w:val="single" w:color="auto" w:sz="6" w:space="0"/>
+              <w:left w:val="single" w:color="auto" w:sz="6" w:space="0"/>
+              <w:bottom w:val="single" w:color="auto" w:sz="6" w:space="0"/>
+              <w:right w:val="single" w:color="auto" w:sz="6" w:space="0"/>
+            </w:tcBorders>
+            <w:vAlign w:val="center"/>
+            <w:hideMark w:val="1"/>
           </w:tcPr>
           <w:p>
             <w:pPr>
@@ -1722,15 +1697,15 @@
         </w:tc>
         <w:tc>
           <w:tcPr>
-            <w:tcW w:w="0" w:type="auto"/>
-            <w:tcBorders>
-              <w:top w:val="single" w:sz="6" w:space="0" w:color="auto"/>
-              <w:left w:val="single" w:sz="6" w:space="0" w:color="auto"/>
-              <w:bottom w:val="single" w:sz="6" w:space="0" w:color="auto"/>
-              <w:right w:val="single" w:sz="6" w:space="0" w:color="auto"/>
-            </w:tcBorders>
-            <w:vAlign w:val="center"/>
-            <w:hideMark/>
+            <w:tcW w:w="1744" w:type="auto"/>
+            <w:tcBorders>
+              <w:top w:val="single" w:color="auto" w:sz="6" w:space="0"/>
+              <w:left w:val="single" w:color="auto" w:sz="6" w:space="0"/>
+              <w:bottom w:val="single" w:color="auto" w:sz="6" w:space="0"/>
+              <w:right w:val="single" w:color="auto" w:sz="6" w:space="0"/>
+            </w:tcBorders>
+            <w:vAlign w:val="center"/>
+            <w:hideMark w:val="1"/>
           </w:tcPr>
           <w:p>
             <w:pPr>
@@ -1752,15 +1727,15 @@
         </w:tc>
         <w:tc>
           <w:tcPr>
-            <w:tcW w:w="0" w:type="auto"/>
-            <w:tcBorders>
-              <w:top w:val="single" w:sz="6" w:space="0" w:color="auto"/>
-              <w:left w:val="single" w:sz="6" w:space="0" w:color="auto"/>
-              <w:bottom w:val="single" w:sz="6" w:space="0" w:color="auto"/>
-              <w:right w:val="single" w:sz="6" w:space="0" w:color="auto"/>
-            </w:tcBorders>
-            <w:vAlign w:val="center"/>
-            <w:hideMark/>
+            <w:tcW w:w="1711" w:type="auto"/>
+            <w:tcBorders>
+              <w:top w:val="single" w:color="auto" w:sz="6" w:space="0"/>
+              <w:left w:val="single" w:color="auto" w:sz="6" w:space="0"/>
+              <w:bottom w:val="single" w:color="auto" w:sz="6" w:space="0"/>
+              <w:right w:val="single" w:color="auto" w:sz="6" w:space="0"/>
+            </w:tcBorders>
+            <w:vAlign w:val="center"/>
+            <w:hideMark w:val="1"/>
           </w:tcPr>
           <w:p>
             <w:pPr>
@@ -1783,19 +1758,20 @@
       </w:tr>
       <w:tr>
         <w:trPr>
+          <w:hidden w:val="0"/>
           <w:tblCellSpacing w:w="15" w:type="dxa"/>
         </w:trPr>
         <w:tc>
           <w:tcPr>
-            <w:tcW w:w="0" w:type="auto"/>
-            <w:tcBorders>
-              <w:top w:val="single" w:sz="6" w:space="0" w:color="auto"/>
-              <w:left w:val="single" w:sz="6" w:space="0" w:color="auto"/>
-              <w:bottom w:val="single" w:sz="6" w:space="0" w:color="auto"/>
-              <w:right w:val="single" w:sz="6" w:space="0" w:color="auto"/>
-            </w:tcBorders>
-            <w:vAlign w:val="center"/>
-            <w:hideMark/>
+            <w:tcW w:w="1174" w:type="auto"/>
+            <w:tcBorders>
+              <w:top w:val="single" w:color="auto" w:sz="6" w:space="0"/>
+              <w:left w:val="single" w:color="auto" w:sz="6" w:space="0"/>
+              <w:bottom w:val="single" w:color="auto" w:sz="6" w:space="0"/>
+              <w:right w:val="single" w:color="auto" w:sz="6" w:space="0"/>
+            </w:tcBorders>
+            <w:vAlign w:val="center"/>
+            <w:hideMark w:val="1"/>
           </w:tcPr>
           <w:p>
             <w:pPr>
@@ -1817,15 +1793,15 @@
         </w:tc>
         <w:tc>
           <w:tcPr>
-            <w:tcW w:w="0" w:type="auto"/>
-            <w:tcBorders>
-              <w:top w:val="single" w:sz="6" w:space="0" w:color="auto"/>
-              <w:left w:val="single" w:sz="6" w:space="0" w:color="auto"/>
-              <w:bottom w:val="single" w:sz="6" w:space="0" w:color="auto"/>
-              <w:right w:val="single" w:sz="6" w:space="0" w:color="auto"/>
-            </w:tcBorders>
-            <w:vAlign w:val="center"/>
-            <w:hideMark/>
+            <w:tcW w:w="2120" w:type="auto"/>
+            <w:tcBorders>
+              <w:top w:val="single" w:color="auto" w:sz="6" w:space="0"/>
+              <w:left w:val="single" w:color="auto" w:sz="6" w:space="0"/>
+              <w:bottom w:val="single" w:color="auto" w:sz="6" w:space="0"/>
+              <w:right w:val="single" w:color="auto" w:sz="6" w:space="0"/>
+            </w:tcBorders>
+            <w:vAlign w:val="center"/>
+            <w:hideMark w:val="1"/>
           </w:tcPr>
           <w:p>
             <w:pPr>
@@ -1845,15 +1821,15 @@
         </w:tc>
         <w:tc>
           <w:tcPr>
-            <w:tcW w:w="0" w:type="auto"/>
-            <w:tcBorders>
-              <w:top w:val="single" w:sz="6" w:space="0" w:color="auto"/>
-              <w:left w:val="single" w:sz="6" w:space="0" w:color="auto"/>
-              <w:bottom w:val="single" w:sz="6" w:space="0" w:color="auto"/>
-              <w:right w:val="single" w:sz="6" w:space="0" w:color="auto"/>
-            </w:tcBorders>
-            <w:vAlign w:val="center"/>
-            <w:hideMark/>
+            <w:tcW w:w="2261" w:type="auto"/>
+            <w:tcBorders>
+              <w:top w:val="single" w:color="auto" w:sz="6" w:space="0"/>
+              <w:left w:val="single" w:color="auto" w:sz="6" w:space="0"/>
+              <w:bottom w:val="single" w:color="auto" w:sz="6" w:space="0"/>
+              <w:right w:val="single" w:color="auto" w:sz="6" w:space="0"/>
+            </w:tcBorders>
+            <w:vAlign w:val="center"/>
+            <w:hideMark w:val="1"/>
           </w:tcPr>
           <w:p>
             <w:pPr>
@@ -1873,15 +1849,15 @@
         </w:tc>
         <w:tc>
           <w:tcPr>
-            <w:tcW w:w="0" w:type="auto"/>
-            <w:tcBorders>
-              <w:top w:val="single" w:sz="6" w:space="0" w:color="auto"/>
-              <w:left w:val="single" w:sz="6" w:space="0" w:color="auto"/>
-              <w:bottom w:val="single" w:sz="6" w:space="0" w:color="auto"/>
-              <w:right w:val="single" w:sz="6" w:space="0" w:color="auto"/>
-            </w:tcBorders>
-            <w:vAlign w:val="center"/>
-            <w:hideMark/>
+            <w:tcW w:w="1744" w:type="auto"/>
+            <w:tcBorders>
+              <w:top w:val="single" w:color="auto" w:sz="6" w:space="0"/>
+              <w:left w:val="single" w:color="auto" w:sz="6" w:space="0"/>
+              <w:bottom w:val="single" w:color="auto" w:sz="6" w:space="0"/>
+              <w:right w:val="single" w:color="auto" w:sz="6" w:space="0"/>
+            </w:tcBorders>
+            <w:vAlign w:val="center"/>
+            <w:hideMark w:val="1"/>
           </w:tcPr>
           <w:p>
             <w:pPr>
@@ -1901,15 +1877,15 @@
         </w:tc>
         <w:tc>
           <w:tcPr>
-            <w:tcW w:w="0" w:type="auto"/>
-            <w:tcBorders>
-              <w:top w:val="single" w:sz="6" w:space="0" w:color="auto"/>
-              <w:left w:val="single" w:sz="6" w:space="0" w:color="auto"/>
-              <w:bottom w:val="single" w:sz="6" w:space="0" w:color="auto"/>
-              <w:right w:val="single" w:sz="6" w:space="0" w:color="auto"/>
-            </w:tcBorders>
-            <w:vAlign w:val="center"/>
-            <w:hideMark/>
+            <w:tcW w:w="1711" w:type="auto"/>
+            <w:tcBorders>
+              <w:top w:val="single" w:color="auto" w:sz="6" w:space="0"/>
+              <w:left w:val="single" w:color="auto" w:sz="6" w:space="0"/>
+              <w:bottom w:val="single" w:color="auto" w:sz="6" w:space="0"/>
+              <w:right w:val="single" w:color="auto" w:sz="6" w:space="0"/>
+            </w:tcBorders>
+            <w:vAlign w:val="center"/>
+            <w:hideMark w:val="1"/>
           </w:tcPr>
           <w:p>
             <w:pPr>
@@ -1930,19 +1906,20 @@
       </w:tr>
       <w:tr>
         <w:trPr>
+          <w:hidden w:val="0"/>
           <w:tblCellSpacing w:w="15" w:type="dxa"/>
         </w:trPr>
         <w:tc>
           <w:tcPr>
-            <w:tcW w:w="0" w:type="auto"/>
-            <w:tcBorders>
-              <w:top w:val="single" w:sz="6" w:space="0" w:color="auto"/>
-              <w:left w:val="single" w:sz="6" w:space="0" w:color="auto"/>
-              <w:bottom w:val="single" w:sz="6" w:space="0" w:color="auto"/>
-              <w:right w:val="single" w:sz="6" w:space="0" w:color="auto"/>
-            </w:tcBorders>
-            <w:vAlign w:val="center"/>
-            <w:hideMark/>
+            <w:tcW w:w="1174" w:type="auto"/>
+            <w:tcBorders>
+              <w:top w:val="single" w:color="auto" w:sz="6" w:space="0"/>
+              <w:left w:val="single" w:color="auto" w:sz="6" w:space="0"/>
+              <w:bottom w:val="single" w:color="auto" w:sz="6" w:space="0"/>
+              <w:right w:val="single" w:color="auto" w:sz="6" w:space="0"/>
+            </w:tcBorders>
+            <w:vAlign w:val="center"/>
+            <w:hideMark w:val="1"/>
           </w:tcPr>
           <w:p>
             <w:pPr>
@@ -1964,15 +1941,15 @@
         </w:tc>
         <w:tc>
           <w:tcPr>
-            <w:tcW w:w="0" w:type="auto"/>
-            <w:tcBorders>
-              <w:top w:val="single" w:sz="6" w:space="0" w:color="auto"/>
-              <w:left w:val="single" w:sz="6" w:space="0" w:color="auto"/>
-              <w:bottom w:val="single" w:sz="6" w:space="0" w:color="auto"/>
-              <w:right w:val="single" w:sz="6" w:space="0" w:color="auto"/>
-            </w:tcBorders>
-            <w:vAlign w:val="center"/>
-            <w:hideMark/>
+            <w:tcW w:w="2120" w:type="auto"/>
+            <w:tcBorders>
+              <w:top w:val="single" w:color="auto" w:sz="6" w:space="0"/>
+              <w:left w:val="single" w:color="auto" w:sz="6" w:space="0"/>
+              <w:bottom w:val="single" w:color="auto" w:sz="6" w:space="0"/>
+              <w:right w:val="single" w:color="auto" w:sz="6" w:space="0"/>
+            </w:tcBorders>
+            <w:vAlign w:val="center"/>
+            <w:hideMark w:val="1"/>
           </w:tcPr>
           <w:p>
             <w:pPr>
@@ -1992,15 +1969,15 @@
         </w:tc>
         <w:tc>
           <w:tcPr>
-            <w:tcW w:w="0" w:type="auto"/>
-            <w:tcBorders>
-              <w:top w:val="single" w:sz="6" w:space="0" w:color="auto"/>
-              <w:left w:val="single" w:sz="6" w:space="0" w:color="auto"/>
-              <w:bottom w:val="single" w:sz="6" w:space="0" w:color="auto"/>
-              <w:right w:val="single" w:sz="6" w:space="0" w:color="auto"/>
-            </w:tcBorders>
-            <w:vAlign w:val="center"/>
-            <w:hideMark/>
+            <w:tcW w:w="2261" w:type="auto"/>
+            <w:tcBorders>
+              <w:top w:val="single" w:color="auto" w:sz="6" w:space="0"/>
+              <w:left w:val="single" w:color="auto" w:sz="6" w:space="0"/>
+              <w:bottom w:val="single" w:color="auto" w:sz="6" w:space="0"/>
+              <w:right w:val="single" w:color="auto" w:sz="6" w:space="0"/>
+            </w:tcBorders>
+            <w:vAlign w:val="center"/>
+            <w:hideMark w:val="1"/>
           </w:tcPr>
           <w:p>
             <w:pPr>
@@ -2020,15 +1997,15 @@
         </w:tc>
         <w:tc>
           <w:tcPr>
-            <w:tcW w:w="0" w:type="auto"/>
-            <w:tcBorders>
-              <w:top w:val="single" w:sz="6" w:space="0" w:color="auto"/>
-              <w:left w:val="single" w:sz="6" w:space="0" w:color="auto"/>
-              <w:bottom w:val="single" w:sz="6" w:space="0" w:color="auto"/>
-              <w:right w:val="single" w:sz="6" w:space="0" w:color="auto"/>
-            </w:tcBorders>
-            <w:vAlign w:val="center"/>
-            <w:hideMark/>
+            <w:tcW w:w="1744" w:type="auto"/>
+            <w:tcBorders>
+              <w:top w:val="single" w:color="auto" w:sz="6" w:space="0"/>
+              <w:left w:val="single" w:color="auto" w:sz="6" w:space="0"/>
+              <w:bottom w:val="single" w:color="auto" w:sz="6" w:space="0"/>
+              <w:right w:val="single" w:color="auto" w:sz="6" w:space="0"/>
+            </w:tcBorders>
+            <w:vAlign w:val="center"/>
+            <w:hideMark w:val="1"/>
           </w:tcPr>
           <w:p>
             <w:pPr>
@@ -2048,15 +2025,15 @@
         </w:tc>
         <w:tc>
           <w:tcPr>
-            <w:tcW w:w="0" w:type="auto"/>
-            <w:tcBorders>
-              <w:top w:val="single" w:sz="6" w:space="0" w:color="auto"/>
-              <w:left w:val="single" w:sz="6" w:space="0" w:color="auto"/>
-              <w:bottom w:val="single" w:sz="6" w:space="0" w:color="auto"/>
-              <w:right w:val="single" w:sz="6" w:space="0" w:color="auto"/>
-            </w:tcBorders>
-            <w:vAlign w:val="center"/>
-            <w:hideMark/>
+            <w:tcW w:w="1711" w:type="auto"/>
+            <w:tcBorders>
+              <w:top w:val="single" w:color="auto" w:sz="6" w:space="0"/>
+              <w:left w:val="single" w:color="auto" w:sz="6" w:space="0"/>
+              <w:bottom w:val="single" w:color="auto" w:sz="6" w:space="0"/>
+              <w:right w:val="single" w:color="auto" w:sz="6" w:space="0"/>
+            </w:tcBorders>
+            <w:vAlign w:val="center"/>
+            <w:hideMark w:val="1"/>
           </w:tcPr>
           <w:p>
             <w:pPr>
@@ -2077,19 +2054,20 @@
       </w:tr>
       <w:tr>
         <w:trPr>
+          <w:hidden w:val="0"/>
           <w:tblCellSpacing w:w="15" w:type="dxa"/>
         </w:trPr>
         <w:tc>
           <w:tcPr>
-            <w:tcW w:w="0" w:type="auto"/>
-            <w:tcBorders>
-              <w:top w:val="single" w:sz="6" w:space="0" w:color="auto"/>
-              <w:left w:val="single" w:sz="6" w:space="0" w:color="auto"/>
-              <w:bottom w:val="single" w:sz="6" w:space="0" w:color="auto"/>
-              <w:right w:val="single" w:sz="6" w:space="0" w:color="auto"/>
-            </w:tcBorders>
-            <w:vAlign w:val="center"/>
-            <w:hideMark/>
+            <w:tcW w:w="1174" w:type="auto"/>
+            <w:tcBorders>
+              <w:top w:val="single" w:color="auto" w:sz="6" w:space="0"/>
+              <w:left w:val="single" w:color="auto" w:sz="6" w:space="0"/>
+              <w:bottom w:val="single" w:color="auto" w:sz="6" w:space="0"/>
+              <w:right w:val="single" w:color="auto" w:sz="6" w:space="0"/>
+            </w:tcBorders>
+            <w:vAlign w:val="center"/>
+            <w:hideMark w:val="1"/>
           </w:tcPr>
           <w:p>
             <w:pPr>
@@ -2111,15 +2089,15 @@
         </w:tc>
         <w:tc>
           <w:tcPr>
-            <w:tcW w:w="0" w:type="auto"/>
-            <w:tcBorders>
-              <w:top w:val="single" w:sz="6" w:space="0" w:color="auto"/>
-              <w:left w:val="single" w:sz="6" w:space="0" w:color="auto"/>
-              <w:bottom w:val="single" w:sz="6" w:space="0" w:color="auto"/>
-              <w:right w:val="single" w:sz="6" w:space="0" w:color="auto"/>
-            </w:tcBorders>
-            <w:vAlign w:val="center"/>
-            <w:hideMark/>
+            <w:tcW w:w="2120" w:type="auto"/>
+            <w:tcBorders>
+              <w:top w:val="single" w:color="auto" w:sz="6" w:space="0"/>
+              <w:left w:val="single" w:color="auto" w:sz="6" w:space="0"/>
+              <w:bottom w:val="single" w:color="auto" w:sz="6" w:space="0"/>
+              <w:right w:val="single" w:color="auto" w:sz="6" w:space="0"/>
+            </w:tcBorders>
+            <w:vAlign w:val="center"/>
+            <w:hideMark w:val="1"/>
           </w:tcPr>
           <w:p>
             <w:pPr>
@@ -2139,15 +2117,15 @@
         </w:tc>
         <w:tc>
           <w:tcPr>
-            <w:tcW w:w="0" w:type="auto"/>
-            <w:tcBorders>
-              <w:top w:val="single" w:sz="6" w:space="0" w:color="auto"/>
-              <w:left w:val="single" w:sz="6" w:space="0" w:color="auto"/>
-              <w:bottom w:val="single" w:sz="6" w:space="0" w:color="auto"/>
-              <w:right w:val="single" w:sz="6" w:space="0" w:color="auto"/>
-            </w:tcBorders>
-            <w:vAlign w:val="center"/>
-            <w:hideMark/>
+            <w:tcW w:w="2261" w:type="auto"/>
+            <w:tcBorders>
+              <w:top w:val="single" w:color="auto" w:sz="6" w:space="0"/>
+              <w:left w:val="single" w:color="auto" w:sz="6" w:space="0"/>
+              <w:bottom w:val="single" w:color="auto" w:sz="6" w:space="0"/>
+              <w:right w:val="single" w:color="auto" w:sz="6" w:space="0"/>
+            </w:tcBorders>
+            <w:vAlign w:val="center"/>
+            <w:hideMark w:val="1"/>
           </w:tcPr>
           <w:p>
             <w:pPr>
@@ -2167,15 +2145,15 @@
         </w:tc>
         <w:tc>
           <w:tcPr>
-            <w:tcW w:w="0" w:type="auto"/>
-            <w:tcBorders>
-              <w:top w:val="single" w:sz="6" w:space="0" w:color="auto"/>
-              <w:left w:val="single" w:sz="6" w:space="0" w:color="auto"/>
-              <w:bottom w:val="single" w:sz="6" w:space="0" w:color="auto"/>
-              <w:right w:val="single" w:sz="6" w:space="0" w:color="auto"/>
-            </w:tcBorders>
-            <w:vAlign w:val="center"/>
-            <w:hideMark/>
+            <w:tcW w:w="1744" w:type="auto"/>
+            <w:tcBorders>
+              <w:top w:val="single" w:color="auto" w:sz="6" w:space="0"/>
+              <w:left w:val="single" w:color="auto" w:sz="6" w:space="0"/>
+              <w:bottom w:val="single" w:color="auto" w:sz="6" w:space="0"/>
+              <w:right w:val="single" w:color="auto" w:sz="6" w:space="0"/>
+            </w:tcBorders>
+            <w:vAlign w:val="center"/>
+            <w:hideMark w:val="1"/>
           </w:tcPr>
           <w:p>
             <w:pPr>
@@ -2195,15 +2173,15 @@
         </w:tc>
         <w:tc>
           <w:tcPr>
-            <w:tcW w:w="0" w:type="auto"/>
-            <w:tcBorders>
-              <w:top w:val="single" w:sz="6" w:space="0" w:color="auto"/>
-              <w:left w:val="single" w:sz="6" w:space="0" w:color="auto"/>
-              <w:bottom w:val="single" w:sz="6" w:space="0" w:color="auto"/>
-              <w:right w:val="single" w:sz="6" w:space="0" w:color="auto"/>
-            </w:tcBorders>
-            <w:vAlign w:val="center"/>
-            <w:hideMark/>
+            <w:tcW w:w="1711" w:type="auto"/>
+            <w:tcBorders>
+              <w:top w:val="single" w:color="auto" w:sz="6" w:space="0"/>
+              <w:left w:val="single" w:color="auto" w:sz="6" w:space="0"/>
+              <w:bottom w:val="single" w:color="auto" w:sz="6" w:space="0"/>
+              <w:right w:val="single" w:color="auto" w:sz="6" w:space="0"/>
+            </w:tcBorders>
+            <w:vAlign w:val="center"/>
+            <w:hideMark w:val="1"/>
           </w:tcPr>
           <w:p>
             <w:pPr>
@@ -2224,19 +2202,20 @@
       </w:tr>
       <w:tr>
         <w:trPr>
+          <w:hidden w:val="0"/>
           <w:tblCellSpacing w:w="15" w:type="dxa"/>
         </w:trPr>
         <w:tc>
           <w:tcPr>
-            <w:tcW w:w="0" w:type="auto"/>
-            <w:tcBorders>
-              <w:top w:val="single" w:sz="6" w:space="0" w:color="auto"/>
-              <w:left w:val="single" w:sz="6" w:space="0" w:color="auto"/>
-              <w:bottom w:val="single" w:sz="6" w:space="0" w:color="auto"/>
-              <w:right w:val="single" w:sz="6" w:space="0" w:color="auto"/>
-            </w:tcBorders>
-            <w:vAlign w:val="center"/>
-            <w:hideMark/>
+            <w:tcW w:w="1174" w:type="auto"/>
+            <w:tcBorders>
+              <w:top w:val="single" w:color="auto" w:sz="6" w:space="0"/>
+              <w:left w:val="single" w:color="auto" w:sz="6" w:space="0"/>
+              <w:bottom w:val="single" w:color="auto" w:sz="6" w:space="0"/>
+              <w:right w:val="single" w:color="auto" w:sz="6" w:space="0"/>
+            </w:tcBorders>
+            <w:vAlign w:val="center"/>
+            <w:hideMark w:val="1"/>
           </w:tcPr>
           <w:p>
             <w:pPr>
@@ -2258,15 +2237,15 @@
         </w:tc>
         <w:tc>
           <w:tcPr>
-            <w:tcW w:w="0" w:type="auto"/>
-            <w:tcBorders>
-              <w:top w:val="single" w:sz="6" w:space="0" w:color="auto"/>
-              <w:left w:val="single" w:sz="6" w:space="0" w:color="auto"/>
-              <w:bottom w:val="single" w:sz="6" w:space="0" w:color="auto"/>
-              <w:right w:val="single" w:sz="6" w:space="0" w:color="auto"/>
-            </w:tcBorders>
-            <w:vAlign w:val="center"/>
-            <w:hideMark/>
+            <w:tcW w:w="2120" w:type="auto"/>
+            <w:tcBorders>
+              <w:top w:val="single" w:color="auto" w:sz="6" w:space="0"/>
+              <w:left w:val="single" w:color="auto" w:sz="6" w:space="0"/>
+              <w:bottom w:val="single" w:color="auto" w:sz="6" w:space="0"/>
+              <w:right w:val="single" w:color="auto" w:sz="6" w:space="0"/>
+            </w:tcBorders>
+            <w:vAlign w:val="center"/>
+            <w:hideMark w:val="1"/>
           </w:tcPr>
           <w:p>
             <w:pPr>
@@ -2286,15 +2265,15 @@
         </w:tc>
         <w:tc>
           <w:tcPr>
-            <w:tcW w:w="0" w:type="auto"/>
-            <w:tcBorders>
-              <w:top w:val="single" w:sz="6" w:space="0" w:color="auto"/>
-              <w:left w:val="single" w:sz="6" w:space="0" w:color="auto"/>
-              <w:bottom w:val="single" w:sz="6" w:space="0" w:color="auto"/>
-              <w:right w:val="single" w:sz="6" w:space="0" w:color="auto"/>
-            </w:tcBorders>
-            <w:vAlign w:val="center"/>
-            <w:hideMark/>
+            <w:tcW w:w="2261" w:type="auto"/>
+            <w:tcBorders>
+              <w:top w:val="single" w:color="auto" w:sz="6" w:space="0"/>
+              <w:left w:val="single" w:color="auto" w:sz="6" w:space="0"/>
+              <w:bottom w:val="single" w:color="auto" w:sz="6" w:space="0"/>
+              <w:right w:val="single" w:color="auto" w:sz="6" w:space="0"/>
+            </w:tcBorders>
+            <w:vAlign w:val="center"/>
+            <w:hideMark w:val="1"/>
           </w:tcPr>
           <w:p>
             <w:pPr>
@@ -2314,15 +2293,15 @@
         </w:tc>
         <w:tc>
           <w:tcPr>
-            <w:tcW w:w="0" w:type="auto"/>
-            <w:tcBorders>
-              <w:top w:val="single" w:sz="6" w:space="0" w:color="auto"/>
-              <w:left w:val="single" w:sz="6" w:space="0" w:color="auto"/>
-              <w:bottom w:val="single" w:sz="6" w:space="0" w:color="auto"/>
-              <w:right w:val="single" w:sz="6" w:space="0" w:color="auto"/>
-            </w:tcBorders>
-            <w:vAlign w:val="center"/>
-            <w:hideMark/>
+            <w:tcW w:w="1744" w:type="auto"/>
+            <w:tcBorders>
+              <w:top w:val="single" w:color="auto" w:sz="6" w:space="0"/>
+              <w:left w:val="single" w:color="auto" w:sz="6" w:space="0"/>
+              <w:bottom w:val="single" w:color="auto" w:sz="6" w:space="0"/>
+              <w:right w:val="single" w:color="auto" w:sz="6" w:space="0"/>
+            </w:tcBorders>
+            <w:vAlign w:val="center"/>
+            <w:hideMark w:val="1"/>
           </w:tcPr>
           <w:p>
             <w:pPr>
@@ -2342,15 +2321,15 @@
         </w:tc>
         <w:tc>
           <w:tcPr>
-            <w:tcW w:w="0" w:type="auto"/>
-            <w:tcBorders>
-              <w:top w:val="single" w:sz="6" w:space="0" w:color="auto"/>
-              <w:left w:val="single" w:sz="6" w:space="0" w:color="auto"/>
-              <w:bottom w:val="single" w:sz="6" w:space="0" w:color="auto"/>
-              <w:right w:val="single" w:sz="6" w:space="0" w:color="auto"/>
-            </w:tcBorders>
-            <w:vAlign w:val="center"/>
-            <w:hideMark/>
+            <w:tcW w:w="1711" w:type="auto"/>
+            <w:tcBorders>
+              <w:top w:val="single" w:color="auto" w:sz="6" w:space="0"/>
+              <w:left w:val="single" w:color="auto" w:sz="6" w:space="0"/>
+              <w:bottom w:val="single" w:color="auto" w:sz="6" w:space="0"/>
+              <w:right w:val="single" w:color="auto" w:sz="6" w:space="0"/>
+            </w:tcBorders>
+            <w:vAlign w:val="center"/>
+            <w:hideMark w:val="1"/>
           </w:tcPr>
           <w:p>
             <w:pPr>
@@ -2371,19 +2350,20 @@
       </w:tr>
       <w:tr>
         <w:trPr>
+          <w:hidden w:val="0"/>
           <w:tblCellSpacing w:w="15" w:type="dxa"/>
         </w:trPr>
         <w:tc>
           <w:tcPr>
-            <w:tcW w:w="0" w:type="auto"/>
-            <w:tcBorders>
-              <w:top w:val="single" w:sz="6" w:space="0" w:color="auto"/>
-              <w:left w:val="single" w:sz="6" w:space="0" w:color="auto"/>
-              <w:bottom w:val="single" w:sz="6" w:space="0" w:color="auto"/>
-              <w:right w:val="single" w:sz="6" w:space="0" w:color="auto"/>
-            </w:tcBorders>
-            <w:vAlign w:val="center"/>
-            <w:hideMark/>
+            <w:tcW w:w="1174" w:type="auto"/>
+            <w:tcBorders>
+              <w:top w:val="single" w:color="auto" w:sz="6" w:space="0"/>
+              <w:left w:val="single" w:color="auto" w:sz="6" w:space="0"/>
+              <w:bottom w:val="single" w:color="auto" w:sz="6" w:space="0"/>
+              <w:right w:val="single" w:color="auto" w:sz="6" w:space="0"/>
+            </w:tcBorders>
+            <w:vAlign w:val="center"/>
+            <w:hideMark w:val="1"/>
           </w:tcPr>
           <w:p>
             <w:pPr>
@@ -2405,15 +2385,15 @@
         </w:tc>
         <w:tc>
           <w:tcPr>
-            <w:tcW w:w="0" w:type="auto"/>
-            <w:tcBorders>
-              <w:top w:val="single" w:sz="6" w:space="0" w:color="auto"/>
-              <w:left w:val="single" w:sz="6" w:space="0" w:color="auto"/>
-              <w:bottom w:val="single" w:sz="6" w:space="0" w:color="auto"/>
-              <w:right w:val="single" w:sz="6" w:space="0" w:color="auto"/>
-            </w:tcBorders>
-            <w:vAlign w:val="center"/>
-            <w:hideMark/>
+            <w:tcW w:w="2120" w:type="auto"/>
+            <w:tcBorders>
+              <w:top w:val="single" w:color="auto" w:sz="6" w:space="0"/>
+              <w:left w:val="single" w:color="auto" w:sz="6" w:space="0"/>
+              <w:bottom w:val="single" w:color="auto" w:sz="6" w:space="0"/>
+              <w:right w:val="single" w:color="auto" w:sz="6" w:space="0"/>
+            </w:tcBorders>
+            <w:vAlign w:val="center"/>
+            <w:hideMark w:val="1"/>
           </w:tcPr>
           <w:p>
             <w:pPr>
@@ -2433,15 +2413,15 @@
         </w:tc>
         <w:tc>
           <w:tcPr>
-            <w:tcW w:w="0" w:type="auto"/>
-            <w:tcBorders>
-              <w:top w:val="single" w:sz="6" w:space="0" w:color="auto"/>
-              <w:left w:val="single" w:sz="6" w:space="0" w:color="auto"/>
-              <w:bottom w:val="single" w:sz="6" w:space="0" w:color="auto"/>
-              <w:right w:val="single" w:sz="6" w:space="0" w:color="auto"/>
-            </w:tcBorders>
-            <w:vAlign w:val="center"/>
-            <w:hideMark/>
+            <w:tcW w:w="2261" w:type="auto"/>
+            <w:tcBorders>
+              <w:top w:val="single" w:color="auto" w:sz="6" w:space="0"/>
+              <w:left w:val="single" w:color="auto" w:sz="6" w:space="0"/>
+              <w:bottom w:val="single" w:color="auto" w:sz="6" w:space="0"/>
+              <w:right w:val="single" w:color="auto" w:sz="6" w:space="0"/>
+            </w:tcBorders>
+            <w:vAlign w:val="center"/>
+            <w:hideMark w:val="1"/>
           </w:tcPr>
           <w:p>
             <w:pPr>
@@ -2461,15 +2441,15 @@
         </w:tc>
         <w:tc>
           <w:tcPr>
-            <w:tcW w:w="0" w:type="auto"/>
-            <w:tcBorders>
-              <w:top w:val="single" w:sz="6" w:space="0" w:color="auto"/>
-              <w:left w:val="single" w:sz="6" w:space="0" w:color="auto"/>
-              <w:bottom w:val="single" w:sz="6" w:space="0" w:color="auto"/>
-              <w:right w:val="single" w:sz="6" w:space="0" w:color="auto"/>
-            </w:tcBorders>
-            <w:vAlign w:val="center"/>
-            <w:hideMark/>
+            <w:tcW w:w="1744" w:type="auto"/>
+            <w:tcBorders>
+              <w:top w:val="single" w:color="auto" w:sz="6" w:space="0"/>
+              <w:left w:val="single" w:color="auto" w:sz="6" w:space="0"/>
+              <w:bottom w:val="single" w:color="auto" w:sz="6" w:space="0"/>
+              <w:right w:val="single" w:color="auto" w:sz="6" w:space="0"/>
+            </w:tcBorders>
+            <w:vAlign w:val="center"/>
+            <w:hideMark w:val="1"/>
           </w:tcPr>
           <w:p>
             <w:pPr>
@@ -2489,15 +2469,15 @@
         </w:tc>
         <w:tc>
           <w:tcPr>
-            <w:tcW w:w="0" w:type="auto"/>
-            <w:tcBorders>
-              <w:top w:val="single" w:sz="6" w:space="0" w:color="auto"/>
-              <w:left w:val="single" w:sz="6" w:space="0" w:color="auto"/>
-              <w:bottom w:val="single" w:sz="6" w:space="0" w:color="auto"/>
-              <w:right w:val="single" w:sz="6" w:space="0" w:color="auto"/>
-            </w:tcBorders>
-            <w:vAlign w:val="center"/>
-            <w:hideMark/>
+            <w:tcW w:w="1711" w:type="auto"/>
+            <w:tcBorders>
+              <w:top w:val="single" w:color="auto" w:sz="6" w:space="0"/>
+              <w:left w:val="single" w:color="auto" w:sz="6" w:space="0"/>
+              <w:bottom w:val="single" w:color="auto" w:sz="6" w:space="0"/>
+              <w:right w:val="single" w:color="auto" w:sz="6" w:space="0"/>
+            </w:tcBorders>
+            <w:vAlign w:val="center"/>
+            <w:hideMark w:val="1"/>
           </w:tcPr>
           <w:p>
             <w:pPr>
@@ -2518,19 +2498,20 @@
       </w:tr>
       <w:tr>
         <w:trPr>
+          <w:hidden w:val="0"/>
           <w:tblCellSpacing w:w="15" w:type="dxa"/>
         </w:trPr>
         <w:tc>
           <w:tcPr>
-            <w:tcW w:w="0" w:type="auto"/>
-            <w:tcBorders>
-              <w:top w:val="single" w:sz="6" w:space="0" w:color="auto"/>
-              <w:left w:val="single" w:sz="6" w:space="0" w:color="auto"/>
-              <w:bottom w:val="single" w:sz="6" w:space="0" w:color="auto"/>
-              <w:right w:val="single" w:sz="6" w:space="0" w:color="auto"/>
-            </w:tcBorders>
-            <w:vAlign w:val="center"/>
-            <w:hideMark/>
+            <w:tcW w:w="1174" w:type="auto"/>
+            <w:tcBorders>
+              <w:top w:val="single" w:color="auto" w:sz="6" w:space="0"/>
+              <w:left w:val="single" w:color="auto" w:sz="6" w:space="0"/>
+              <w:bottom w:val="single" w:color="auto" w:sz="6" w:space="0"/>
+              <w:right w:val="single" w:color="auto" w:sz="6" w:space="0"/>
+            </w:tcBorders>
+            <w:vAlign w:val="center"/>
+            <w:hideMark w:val="1"/>
           </w:tcPr>
           <w:p>
             <w:pPr>
@@ -2552,15 +2533,15 @@
         </w:tc>
         <w:tc>
           <w:tcPr>
-            <w:tcW w:w="0" w:type="auto"/>
-            <w:tcBorders>
-              <w:top w:val="single" w:sz="6" w:space="0" w:color="auto"/>
-              <w:left w:val="single" w:sz="6" w:space="0" w:color="auto"/>
-              <w:bottom w:val="single" w:sz="6" w:space="0" w:color="auto"/>
-              <w:right w:val="single" w:sz="6" w:space="0" w:color="auto"/>
-            </w:tcBorders>
-            <w:vAlign w:val="center"/>
-            <w:hideMark/>
+            <w:tcW w:w="2120" w:type="auto"/>
+            <w:tcBorders>
+              <w:top w:val="single" w:color="auto" w:sz="6" w:space="0"/>
+              <w:left w:val="single" w:color="auto" w:sz="6" w:space="0"/>
+              <w:bottom w:val="single" w:color="auto" w:sz="6" w:space="0"/>
+              <w:right w:val="single" w:color="auto" w:sz="6" w:space="0"/>
+            </w:tcBorders>
+            <w:vAlign w:val="center"/>
+            <w:hideMark w:val="1"/>
           </w:tcPr>
           <w:p>
             <w:pPr>
@@ -2580,15 +2561,15 @@
         </w:tc>
         <w:tc>
           <w:tcPr>
-            <w:tcW w:w="0" w:type="auto"/>
-            <w:tcBorders>
-              <w:top w:val="single" w:sz="6" w:space="0" w:color="auto"/>
-              <w:left w:val="single" w:sz="6" w:space="0" w:color="auto"/>
-              <w:bottom w:val="single" w:sz="6" w:space="0" w:color="auto"/>
-              <w:right w:val="single" w:sz="6" w:space="0" w:color="auto"/>
-            </w:tcBorders>
-            <w:vAlign w:val="center"/>
-            <w:hideMark/>
+            <w:tcW w:w="2261" w:type="auto"/>
+            <w:tcBorders>
+              <w:top w:val="single" w:color="auto" w:sz="6" w:space="0"/>
+              <w:left w:val="single" w:color="auto" w:sz="6" w:space="0"/>
+              <w:bottom w:val="single" w:color="auto" w:sz="6" w:space="0"/>
+              <w:right w:val="single" w:color="auto" w:sz="6" w:space="0"/>
+            </w:tcBorders>
+            <w:vAlign w:val="center"/>
+            <w:hideMark w:val="1"/>
           </w:tcPr>
           <w:p>
             <w:pPr>
@@ -2608,15 +2589,15 @@
         </w:tc>
         <w:tc>
           <w:tcPr>
-            <w:tcW w:w="0" w:type="auto"/>
-            <w:tcBorders>
-              <w:top w:val="single" w:sz="6" w:space="0" w:color="auto"/>
-              <w:left w:val="single" w:sz="6" w:space="0" w:color="auto"/>
-              <w:bottom w:val="single" w:sz="6" w:space="0" w:color="auto"/>
-              <w:right w:val="single" w:sz="6" w:space="0" w:color="auto"/>
-            </w:tcBorders>
-            <w:vAlign w:val="center"/>
-            <w:hideMark/>
+            <w:tcW w:w="1744" w:type="auto"/>
+            <w:tcBorders>
+              <w:top w:val="single" w:color="auto" w:sz="6" w:space="0"/>
+              <w:left w:val="single" w:color="auto" w:sz="6" w:space="0"/>
+              <w:bottom w:val="single" w:color="auto" w:sz="6" w:space="0"/>
+              <w:right w:val="single" w:color="auto" w:sz="6" w:space="0"/>
+            </w:tcBorders>
+            <w:vAlign w:val="center"/>
+            <w:hideMark w:val="1"/>
           </w:tcPr>
           <w:p>
             <w:pPr>
@@ -2636,15 +2617,15 @@
         </w:tc>
         <w:tc>
           <w:tcPr>
-            <w:tcW w:w="0" w:type="auto"/>
-            <w:tcBorders>
-              <w:top w:val="single" w:sz="6" w:space="0" w:color="auto"/>
-              <w:left w:val="single" w:sz="6" w:space="0" w:color="auto"/>
-              <w:bottom w:val="single" w:sz="6" w:space="0" w:color="auto"/>
-              <w:right w:val="single" w:sz="6" w:space="0" w:color="auto"/>
-            </w:tcBorders>
-            <w:vAlign w:val="center"/>
-            <w:hideMark/>
+            <w:tcW w:w="1711" w:type="auto"/>
+            <w:tcBorders>
+              <w:top w:val="single" w:color="auto" w:sz="6" w:space="0"/>
+              <w:left w:val="single" w:color="auto" w:sz="6" w:space="0"/>
+              <w:bottom w:val="single" w:color="auto" w:sz="6" w:space="0"/>
+              <w:right w:val="single" w:color="auto" w:sz="6" w:space="0"/>
+            </w:tcBorders>
+            <w:vAlign w:val="center"/>
+            <w:hideMark w:val="1"/>
           </w:tcPr>
           <w:p>
             <w:pPr>
@@ -2665,19 +2646,20 @@
       </w:tr>
       <w:tr>
         <w:trPr>
+          <w:hidden w:val="0"/>
           <w:tblCellSpacing w:w="15" w:type="dxa"/>
         </w:trPr>
         <w:tc>
           <w:tcPr>
-            <w:tcW w:w="0" w:type="auto"/>
-            <w:tcBorders>
-              <w:top w:val="single" w:sz="6" w:space="0" w:color="auto"/>
-              <w:left w:val="single" w:sz="6" w:space="0" w:color="auto"/>
-              <w:bottom w:val="single" w:sz="6" w:space="0" w:color="auto"/>
-              <w:right w:val="single" w:sz="6" w:space="0" w:color="auto"/>
-            </w:tcBorders>
-            <w:vAlign w:val="center"/>
-            <w:hideMark/>
+            <w:tcW w:w="1174" w:type="auto"/>
+            <w:tcBorders>
+              <w:top w:val="single" w:color="auto" w:sz="6" w:space="0"/>
+              <w:left w:val="single" w:color="auto" w:sz="6" w:space="0"/>
+              <w:bottom w:val="single" w:color="auto" w:sz="6" w:space="0"/>
+              <w:right w:val="single" w:color="auto" w:sz="6" w:space="0"/>
+            </w:tcBorders>
+            <w:vAlign w:val="center"/>
+            <w:hideMark w:val="1"/>
           </w:tcPr>
           <w:p>
             <w:pPr>
@@ -2699,15 +2681,15 @@
         </w:tc>
         <w:tc>
           <w:tcPr>
-            <w:tcW w:w="0" w:type="auto"/>
-            <w:tcBorders>
-              <w:top w:val="single" w:sz="6" w:space="0" w:color="auto"/>
-              <w:left w:val="single" w:sz="6" w:space="0" w:color="auto"/>
-              <w:bottom w:val="single" w:sz="6" w:space="0" w:color="auto"/>
-              <w:right w:val="single" w:sz="6" w:space="0" w:color="auto"/>
-            </w:tcBorders>
-            <w:vAlign w:val="center"/>
-            <w:hideMark/>
+            <w:tcW w:w="2120" w:type="auto"/>
+            <w:tcBorders>
+              <w:top w:val="single" w:color="auto" w:sz="6" w:space="0"/>
+              <w:left w:val="single" w:color="auto" w:sz="6" w:space="0"/>
+              <w:bottom w:val="single" w:color="auto" w:sz="6" w:space="0"/>
+              <w:right w:val="single" w:color="auto" w:sz="6" w:space="0"/>
+            </w:tcBorders>
+            <w:vAlign w:val="center"/>
+            <w:hideMark w:val="1"/>
           </w:tcPr>
           <w:p>
             <w:pPr>
@@ -2727,15 +2709,15 @@
         </w:tc>
         <w:tc>
           <w:tcPr>
-            <w:tcW w:w="0" w:type="auto"/>
-            <w:tcBorders>
-              <w:top w:val="single" w:sz="6" w:space="0" w:color="auto"/>
-              <w:left w:val="single" w:sz="6" w:space="0" w:color="auto"/>
-              <w:bottom w:val="single" w:sz="6" w:space="0" w:color="auto"/>
-              <w:right w:val="single" w:sz="6" w:space="0" w:color="auto"/>
-            </w:tcBorders>
-            <w:vAlign w:val="center"/>
-            <w:hideMark/>
+            <w:tcW w:w="2261" w:type="auto"/>
+            <w:tcBorders>
+              <w:top w:val="single" w:color="auto" w:sz="6" w:space="0"/>
+              <w:left w:val="single" w:color="auto" w:sz="6" w:space="0"/>
+              <w:bottom w:val="single" w:color="auto" w:sz="6" w:space="0"/>
+              <w:right w:val="single" w:color="auto" w:sz="6" w:space="0"/>
+            </w:tcBorders>
+            <w:vAlign w:val="center"/>
+            <w:hideMark w:val="1"/>
           </w:tcPr>
           <w:p>
             <w:pPr>
@@ -2755,15 +2737,15 @@
         </w:tc>
         <w:tc>
           <w:tcPr>
-            <w:tcW w:w="0" w:type="auto"/>
-            <w:tcBorders>
-              <w:top w:val="single" w:sz="6" w:space="0" w:color="auto"/>
-              <w:left w:val="single" w:sz="6" w:space="0" w:color="auto"/>
-              <w:bottom w:val="single" w:sz="6" w:space="0" w:color="auto"/>
-              <w:right w:val="single" w:sz="6" w:space="0" w:color="auto"/>
-            </w:tcBorders>
-            <w:vAlign w:val="center"/>
-            <w:hideMark/>
+            <w:tcW w:w="1744" w:type="auto"/>
+            <w:tcBorders>
+              <w:top w:val="single" w:color="auto" w:sz="6" w:space="0"/>
+              <w:left w:val="single" w:color="auto" w:sz="6" w:space="0"/>
+              <w:bottom w:val="single" w:color="auto" w:sz="6" w:space="0"/>
+              <w:right w:val="single" w:color="auto" w:sz="6" w:space="0"/>
+            </w:tcBorders>
+            <w:vAlign w:val="center"/>
+            <w:hideMark w:val="1"/>
           </w:tcPr>
           <w:p>
             <w:pPr>
@@ -2783,15 +2765,15 @@
         </w:tc>
         <w:tc>
           <w:tcPr>
-            <w:tcW w:w="0" w:type="auto"/>
-            <w:tcBorders>
-              <w:top w:val="single" w:sz="6" w:space="0" w:color="auto"/>
-              <w:left w:val="single" w:sz="6" w:space="0" w:color="auto"/>
-              <w:bottom w:val="single" w:sz="6" w:space="0" w:color="auto"/>
-              <w:right w:val="single" w:sz="6" w:space="0" w:color="auto"/>
-            </w:tcBorders>
-            <w:vAlign w:val="center"/>
-            <w:hideMark/>
+            <w:tcW w:w="1711" w:type="auto"/>
+            <w:tcBorders>
+              <w:top w:val="single" w:color="auto" w:sz="6" w:space="0"/>
+              <w:left w:val="single" w:color="auto" w:sz="6" w:space="0"/>
+              <w:bottom w:val="single" w:color="auto" w:sz="6" w:space="0"/>
+              <w:right w:val="single" w:color="auto" w:sz="6" w:space="0"/>
+            </w:tcBorders>
+            <w:vAlign w:val="center"/>
+            <w:hideMark w:val="1"/>
           </w:tcPr>
           <w:p>
             <w:pPr>
@@ -2812,19 +2794,20 @@
       </w:tr>
       <w:tr>
         <w:trPr>
+          <w:hidden w:val="0"/>
           <w:tblCellSpacing w:w="15" w:type="dxa"/>
         </w:trPr>
         <w:tc>
           <w:tcPr>
-            <w:tcW w:w="0" w:type="auto"/>
-            <w:tcBorders>
-              <w:top w:val="single" w:sz="6" w:space="0" w:color="auto"/>
-              <w:left w:val="single" w:sz="6" w:space="0" w:color="auto"/>
-              <w:bottom w:val="single" w:sz="6" w:space="0" w:color="auto"/>
-              <w:right w:val="single" w:sz="6" w:space="0" w:color="auto"/>
-            </w:tcBorders>
-            <w:vAlign w:val="center"/>
-            <w:hideMark/>
+            <w:tcW w:w="1174" w:type="auto"/>
+            <w:tcBorders>
+              <w:top w:val="single" w:color="auto" w:sz="6" w:space="0"/>
+              <w:left w:val="single" w:color="auto" w:sz="6" w:space="0"/>
+              <w:bottom w:val="single" w:color="auto" w:sz="6" w:space="0"/>
+              <w:right w:val="single" w:color="auto" w:sz="6" w:space="0"/>
+            </w:tcBorders>
+            <w:vAlign w:val="center"/>
+            <w:hideMark w:val="1"/>
           </w:tcPr>
           <w:p>
             <w:pPr>
@@ -2846,15 +2829,15 @@
         </w:tc>
         <w:tc>
           <w:tcPr>
-            <w:tcW w:w="0" w:type="auto"/>
-            <w:tcBorders>
-              <w:top w:val="single" w:sz="6" w:space="0" w:color="auto"/>
-              <w:left w:val="single" w:sz="6" w:space="0" w:color="auto"/>
-              <w:bottom w:val="single" w:sz="6" w:space="0" w:color="auto"/>
-              <w:right w:val="single" w:sz="6" w:space="0" w:color="auto"/>
-            </w:tcBorders>
-            <w:vAlign w:val="center"/>
-            <w:hideMark/>
+            <w:tcW w:w="2120" w:type="auto"/>
+            <w:tcBorders>
+              <w:top w:val="single" w:color="auto" w:sz="6" w:space="0"/>
+              <w:left w:val="single" w:color="auto" w:sz="6" w:space="0"/>
+              <w:bottom w:val="single" w:color="auto" w:sz="6" w:space="0"/>
+              <w:right w:val="single" w:color="auto" w:sz="6" w:space="0"/>
+            </w:tcBorders>
+            <w:vAlign w:val="center"/>
+            <w:hideMark w:val="1"/>
           </w:tcPr>
           <w:p>
             <w:pPr>
@@ -2874,15 +2857,15 @@
         </w:tc>
         <w:tc>
           <w:tcPr>
-            <w:tcW w:w="0" w:type="auto"/>
-            <w:tcBorders>
-              <w:top w:val="single" w:sz="6" w:space="0" w:color="auto"/>
-              <w:left w:val="single" w:sz="6" w:space="0" w:color="auto"/>
-              <w:bottom w:val="single" w:sz="6" w:space="0" w:color="auto"/>
-              <w:right w:val="single" w:sz="6" w:space="0" w:color="auto"/>
-            </w:tcBorders>
-            <w:vAlign w:val="center"/>
-            <w:hideMark/>
+            <w:tcW w:w="2261" w:type="auto"/>
+            <w:tcBorders>
+              <w:top w:val="single" w:color="auto" w:sz="6" w:space="0"/>
+              <w:left w:val="single" w:color="auto" w:sz="6" w:space="0"/>
+              <w:bottom w:val="single" w:color="auto" w:sz="6" w:space="0"/>
+              <w:right w:val="single" w:color="auto" w:sz="6" w:space="0"/>
+            </w:tcBorders>
+            <w:vAlign w:val="center"/>
+            <w:hideMark w:val="1"/>
           </w:tcPr>
           <w:p>
             <w:pPr>
@@ -2902,15 +2885,15 @@
         </w:tc>
         <w:tc>
           <w:tcPr>
-            <w:tcW w:w="0" w:type="auto"/>
-            <w:tcBorders>
-              <w:top w:val="single" w:sz="6" w:space="0" w:color="auto"/>
-              <w:left w:val="single" w:sz="6" w:space="0" w:color="auto"/>
-              <w:bottom w:val="single" w:sz="6" w:space="0" w:color="auto"/>
-              <w:right w:val="single" w:sz="6" w:space="0" w:color="auto"/>
-            </w:tcBorders>
-            <w:vAlign w:val="center"/>
-            <w:hideMark/>
+            <w:tcW w:w="1744" w:type="auto"/>
+            <w:tcBorders>
+              <w:top w:val="single" w:color="auto" w:sz="6" w:space="0"/>
+              <w:left w:val="single" w:color="auto" w:sz="6" w:space="0"/>
+              <w:bottom w:val="single" w:color="auto" w:sz="6" w:space="0"/>
+              <w:right w:val="single" w:color="auto" w:sz="6" w:space="0"/>
+            </w:tcBorders>
+            <w:vAlign w:val="center"/>
+            <w:hideMark w:val="1"/>
           </w:tcPr>
           <w:p>
             <w:pPr>
@@ -2930,15 +2913,15 @@
         </w:tc>
         <w:tc>
           <w:tcPr>
-            <w:tcW w:w="0" w:type="auto"/>
-            <w:tcBorders>
-              <w:top w:val="single" w:sz="6" w:space="0" w:color="auto"/>
-              <w:left w:val="single" w:sz="6" w:space="0" w:color="auto"/>
-              <w:bottom w:val="single" w:sz="6" w:space="0" w:color="auto"/>
-              <w:right w:val="single" w:sz="6" w:space="0" w:color="auto"/>
-            </w:tcBorders>
-            <w:vAlign w:val="center"/>
-            <w:hideMark/>
+            <w:tcW w:w="1711" w:type="auto"/>
+            <w:tcBorders>
+              <w:top w:val="single" w:color="auto" w:sz="6" w:space="0"/>
+              <w:left w:val="single" w:color="auto" w:sz="6" w:space="0"/>
+              <w:bottom w:val="single" w:color="auto" w:sz="6" w:space="0"/>
+              <w:right w:val="single" w:color="auto" w:sz="6" w:space="0"/>
+            </w:tcBorders>
+            <w:vAlign w:val="center"/>
+            <w:hideMark w:val="1"/>
           </w:tcPr>
           <w:p>
             <w:pPr>
@@ -2959,19 +2942,20 @@
       </w:tr>
       <w:tr>
         <w:trPr>
+          <w:hidden w:val="0"/>
           <w:tblCellSpacing w:w="15" w:type="dxa"/>
         </w:trPr>
         <w:tc>
           <w:tcPr>
-            <w:tcW w:w="0" w:type="auto"/>
-            <w:tcBorders>
-              <w:top w:val="single" w:sz="6" w:space="0" w:color="auto"/>
-              <w:left w:val="single" w:sz="6" w:space="0" w:color="auto"/>
-              <w:bottom w:val="single" w:sz="6" w:space="0" w:color="auto"/>
-              <w:right w:val="single" w:sz="6" w:space="0" w:color="auto"/>
-            </w:tcBorders>
-            <w:vAlign w:val="center"/>
-            <w:hideMark/>
+            <w:tcW w:w="1174" w:type="auto"/>
+            <w:tcBorders>
+              <w:top w:val="single" w:color="auto" w:sz="6" w:space="0"/>
+              <w:left w:val="single" w:color="auto" w:sz="6" w:space="0"/>
+              <w:bottom w:val="single" w:color="auto" w:sz="6" w:space="0"/>
+              <w:right w:val="single" w:color="auto" w:sz="6" w:space="0"/>
+            </w:tcBorders>
+            <w:vAlign w:val="center"/>
+            <w:hideMark w:val="1"/>
           </w:tcPr>
           <w:p>
             <w:pPr>
@@ -2993,15 +2977,15 @@
         </w:tc>
         <w:tc>
           <w:tcPr>
-            <w:tcW w:w="0" w:type="auto"/>
-            <w:tcBorders>
-              <w:top w:val="single" w:sz="6" w:space="0" w:color="auto"/>
-              <w:left w:val="single" w:sz="6" w:space="0" w:color="auto"/>
-              <w:bottom w:val="single" w:sz="6" w:space="0" w:color="auto"/>
-              <w:right w:val="single" w:sz="6" w:space="0" w:color="auto"/>
-            </w:tcBorders>
-            <w:vAlign w:val="center"/>
-            <w:hideMark/>
+            <w:tcW w:w="2120" w:type="auto"/>
+            <w:tcBorders>
+              <w:top w:val="single" w:color="auto" w:sz="6" w:space="0"/>
+              <w:left w:val="single" w:color="auto" w:sz="6" w:space="0"/>
+              <w:bottom w:val="single" w:color="auto" w:sz="6" w:space="0"/>
+              <w:right w:val="single" w:color="auto" w:sz="6" w:space="0"/>
+            </w:tcBorders>
+            <w:vAlign w:val="center"/>
+            <w:hideMark w:val="1"/>
           </w:tcPr>
           <w:p>
             <w:pPr>
@@ -3021,15 +3005,15 @@
         </w:tc>
         <w:tc>
           <w:tcPr>
-            <w:tcW w:w="0" w:type="auto"/>
-            <w:tcBorders>
-              <w:top w:val="single" w:sz="6" w:space="0" w:color="auto"/>
-              <w:left w:val="single" w:sz="6" w:space="0" w:color="auto"/>
-              <w:bottom w:val="single" w:sz="6" w:space="0" w:color="auto"/>
-              <w:right w:val="single" w:sz="6" w:space="0" w:color="auto"/>
-            </w:tcBorders>
-            <w:vAlign w:val="center"/>
-            <w:hideMark/>
+            <w:tcW w:w="2261" w:type="auto"/>
+            <w:tcBorders>
+              <w:top w:val="single" w:color="auto" w:sz="6" w:space="0"/>
+              <w:left w:val="single" w:color="auto" w:sz="6" w:space="0"/>
+              <w:bottom w:val="single" w:color="auto" w:sz="6" w:space="0"/>
+              <w:right w:val="single" w:color="auto" w:sz="6" w:space="0"/>
+            </w:tcBorders>
+            <w:vAlign w:val="center"/>
+            <w:hideMark w:val="1"/>
           </w:tcPr>
           <w:p>
             <w:pPr>
@@ -3049,15 +3033,15 @@
         </w:tc>
         <w:tc>
           <w:tcPr>
-            <w:tcW w:w="0" w:type="auto"/>
-            <w:tcBorders>
-              <w:top w:val="single" w:sz="6" w:space="0" w:color="auto"/>
-              <w:left w:val="single" w:sz="6" w:space="0" w:color="auto"/>
-              <w:bottom w:val="single" w:sz="6" w:space="0" w:color="auto"/>
-              <w:right w:val="single" w:sz="6" w:space="0" w:color="auto"/>
-            </w:tcBorders>
-            <w:vAlign w:val="center"/>
-            <w:hideMark/>
+            <w:tcW w:w="1744" w:type="auto"/>
+            <w:tcBorders>
+              <w:top w:val="single" w:color="auto" w:sz="6" w:space="0"/>
+              <w:left w:val="single" w:color="auto" w:sz="6" w:space="0"/>
+              <w:bottom w:val="single" w:color="auto" w:sz="6" w:space="0"/>
+              <w:right w:val="single" w:color="auto" w:sz="6" w:space="0"/>
+            </w:tcBorders>
+            <w:vAlign w:val="center"/>
+            <w:hideMark w:val="1"/>
           </w:tcPr>
           <w:p>
             <w:pPr>
@@ -3077,15 +3061,15 @@
         </w:tc>
         <w:tc>
           <w:tcPr>
-            <w:tcW w:w="0" w:type="auto"/>
-            <w:tcBorders>
-              <w:top w:val="single" w:sz="6" w:space="0" w:color="auto"/>
-              <w:left w:val="single" w:sz="6" w:space="0" w:color="auto"/>
-              <w:bottom w:val="single" w:sz="6" w:space="0" w:color="auto"/>
-              <w:right w:val="single" w:sz="6" w:space="0" w:color="auto"/>
-            </w:tcBorders>
-            <w:vAlign w:val="center"/>
-            <w:hideMark/>
+            <w:tcW w:w="1711" w:type="auto"/>
+            <w:tcBorders>
+              <w:top w:val="single" w:color="auto" w:sz="6" w:space="0"/>
+              <w:left w:val="single" w:color="auto" w:sz="6" w:space="0"/>
+              <w:bottom w:val="single" w:color="auto" w:sz="6" w:space="0"/>
+              <w:right w:val="single" w:color="auto" w:sz="6" w:space="0"/>
+            </w:tcBorders>
+            <w:vAlign w:val="center"/>
+            <w:hideMark w:val="1"/>
           </w:tcPr>
           <w:p>
             <w:pPr>
@@ -3226,7 +3210,6 @@
           <w:sz w:val="40"/>
           <w:szCs w:val="40"/>
         </w:rPr>
-        <w:lastRenderedPageBreak/>
         <w:t>Random:</w:t>
       </w:r>
       <w:r>
@@ -3586,7 +3569,6 @@
           <w:sz w:val="40"/>
           <w:szCs w:val="40"/>
         </w:rPr>
-        <w:lastRenderedPageBreak/>
         <w:t xml:space="preserve">Special Note on Quick Sort </w:t>
       </w:r>
     </w:p>
@@ -3894,22 +3876,53 @@
     <w:p>
       <w:pPr>
         <w:rPr>
-          <w:b/>
-          <w:bCs/>
-          <w:sz w:val="40"/>
-          <w:szCs w:val="40"/>
-        </w:rPr>
-      </w:pPr>
-    </w:p>
-    <w:p>
-      <w:pPr>
-        <w:rPr>
-          <w:b/>
-          <w:bCs/>
-          <w:sz w:val="40"/>
-          <w:szCs w:val="40"/>
-        </w:rPr>
-      </w:pPr>
+          <w:sz w:val="40"/>
+          <w:szCs w:val="40"/>
+        </w:rPr>
+      </w:pPr>
+    </w:p>
+    <w:p>
+      <w:pPr>
+        <w:rPr>
+          <w:b/>
+          <w:bCs/>
+          <w:sz w:val="40"/>
+          <w:szCs w:val="40"/>
+        </w:rPr>
+      </w:pPr>
+    </w:p>
+    <w:p>
+      <w:pPr>
+        <w:rPr>
+          <w:b/>
+          <w:bCs/>
+          <w:sz w:val="40"/>
+          <w:szCs w:val="40"/>
+        </w:rPr>
+      </w:pPr>
+      <w:r>
+        <w:rPr>
+          <w:b/>
+          <w:sz w:val="40"/>
+        </w:rPr>
+        <w:t>github link:</w:t>
+      </w:r>
+      <w:hyperlink w:history="1" r:id="rId12">
+        <w:r>
+          <w:rPr>
+            <w:b/>
+            <w:sz w:val="40"/>
+            <w:rStyle w:val="Hyperlink"/>
+            <w:kern w:val="2"/>
+            <w:szCs w:val="22"/>
+            <w:lang w:val="en-IN" w:eastAsia="en-US" w:bidi="ar-SA"/>
+            <w14:ligatures w14:val="standardContextual"/>
+            <w:rFonts w:ascii="Aptos" w:hAnsi="Aptos" w:eastAsia="Aptos" w:cs="Aptos"/>
+            <w:u w:val="single"/>
+          </w:rPr>
+          <w:t>https://github.com/ajiteshgusain/dsa-assignment/tree/main/lab%20assignment/unit%203/SPA_Assignment_RollNo-2501630014_Ajitesh%20_Singh_Gusain</w:t>
+        </w:r>
+      </w:hyperlink>
     </w:p>
     <w:p>
       <w:pPr>
@@ -4022,7 +4035,6 @@
           <w:sz w:val="40"/>
           <w:szCs w:val="40"/>
         </w:rPr>
-        <w:lastRenderedPageBreak/>
         <w:t>URL: https://www.geeksforgeeks.org/sorting-algorithms/</w:t>
       </w:r>
     </w:p>
@@ -4046,457 +4058,10 @@
 
 <file path=word/numbering.xml><?xml version="1.0" encoding="utf-8"?>
 <w:numbering xmlns:wpc="http://schemas.microsoft.com/office/word/2010/wordprocessingCanvas" xmlns:cx="http://schemas.microsoft.com/office/drawing/2014/chartex" xmlns:cx1="http://schemas.microsoft.com/office/drawing/2015/9/8/chartex" xmlns:cx2="http://schemas.microsoft.com/office/drawing/2015/10/21/chartex" xmlns:cx3="http://schemas.microsoft.com/office/drawing/2016/5/9/chartex" xmlns:cx4="http://schemas.microsoft.com/office/drawing/2016/5/10/chartex" xmlns:cx5="http://schemas.microsoft.com/office/drawing/2016/5/11/chartex" xmlns:cx6="http://schemas.microsoft.com/office/drawing/2016/5/12/chartex" xmlns:cx7="http://schemas.microsoft.com/office/drawing/2016/5/13/chartex" xmlns:cx8="http://schemas.microsoft.com/office/drawing/2016/5/14/chartex" xmlns:mc="http://schemas.openxmlformats.org/markup-compatibility/2006" xmlns:aink="http://schemas.microsoft.com/office/drawing/2016/ink" xmlns:am3d="http://schemas.microsoft.com/office/drawing/2017/model3d" xmlns:o="urn:schemas-microsoft-com:office:office" xmlns:oel="http://schemas.microsoft.com/office/2019/extlst" xmlns:r="http://schemas.openxmlformats.org/officeDocument/2006/relationships" xmlns:m="http://schemas.openxmlformats.org/officeDocument/2006/math" xmlns:v="urn:schemas-microsoft-com:vml" xmlns:wp14="http://schemas.microsoft.com/office/word/2010/wordprocessingDrawing" xmlns:wp="http://schemas.openxmlformats.org/drawingml/2006/wordprocessingDrawing" xmlns:w10="urn:schemas-microsoft-com:office:word" xmlns:w="http://schemas.openxmlformats.org/wordprocessingml/2006/main" xmlns:w14="http://schemas.microsoft.com/office/word/2010/wordml" xmlns:w15="http://schemas.microsoft.com/office/word/2012/wordml" xmlns:w16cex="http://schemas.microsoft.com/office/word/2018/wordml/cex" xmlns:w16cid="http://schemas.microsoft.com/office/word/2016/wordml/cid" xmlns:w16="http://schemas.microsoft.com/office/word/2018/wordml" xmlns:w16du="http://schemas.microsoft.com/office/word/2023/wordml/word16du" xmlns:w16sdtdh="http://schemas.microsoft.com/office/word/2020/wordml/sdtdatahash" xmlns:w16sdtfl="http://schemas.microsoft.com/office/word/2024/wordml/sdtformatlock" xmlns:w16se="http://schemas.microsoft.com/office/word/2015/wordml/symex" xmlns:wpg="http://schemas.microsoft.com/office/word/2010/wordprocessingGroup" xmlns:wpi="http://schemas.microsoft.com/office/word/2010/wordprocessingInk" xmlns:wne="http://schemas.microsoft.com/office/word/2006/wordml" xmlns:wps="http://schemas.microsoft.com/office/word/2010/wordprocessingShape" mc:Ignorable="w14 w15 w16se w16cid w16 w16cex w16sdtdh w16sdtfl w16du wp14">
-  <w:abstractNum w:abstractNumId="0" w15:restartNumberingAfterBreak="0">
-    <w:nsid w:val="06FC243D"/>
-    <w:multiLevelType w:val="multilevel"/>
-    <w:tmpl w:val="FBBCEEFC"/>
-    <w:lvl w:ilvl="0">
-      <w:start w:val="1"/>
-      <w:numFmt w:val="bullet"/>
-      <w:lvlText w:val=""/>
-      <w:lvlJc w:val="left"/>
-      <w:pPr>
-        <w:tabs>
-          <w:tab w:val="num" w:pos="720"/>
-        </w:tabs>
-        <w:ind w:left="720" w:hanging="360"/>
-      </w:pPr>
-      <w:rPr>
-        <w:rFonts w:ascii="Symbol" w:hAnsi="Symbol" w:hint="default"/>
-        <w:sz w:val="20"/>
-      </w:rPr>
-    </w:lvl>
-    <w:lvl w:ilvl="1" w:tentative="1">
-      <w:start w:val="1"/>
-      <w:numFmt w:val="bullet"/>
-      <w:lvlText w:val="o"/>
-      <w:lvlJc w:val="left"/>
-      <w:pPr>
-        <w:tabs>
-          <w:tab w:val="num" w:pos="1440"/>
-        </w:tabs>
-        <w:ind w:left="1440" w:hanging="360"/>
-      </w:pPr>
-      <w:rPr>
-        <w:rFonts w:ascii="Courier New" w:hAnsi="Courier New" w:hint="default"/>
-        <w:sz w:val="20"/>
-      </w:rPr>
-    </w:lvl>
-    <w:lvl w:ilvl="2" w:tentative="1">
-      <w:start w:val="1"/>
-      <w:numFmt w:val="bullet"/>
-      <w:lvlText w:val=""/>
-      <w:lvlJc w:val="left"/>
-      <w:pPr>
-        <w:tabs>
-          <w:tab w:val="num" w:pos="2160"/>
-        </w:tabs>
-        <w:ind w:left="2160" w:hanging="360"/>
-      </w:pPr>
-      <w:rPr>
-        <w:rFonts w:ascii="Wingdings" w:hAnsi="Wingdings" w:hint="default"/>
-        <w:sz w:val="20"/>
-      </w:rPr>
-    </w:lvl>
-    <w:lvl w:ilvl="3" w:tentative="1">
-      <w:start w:val="1"/>
-      <w:numFmt w:val="bullet"/>
-      <w:lvlText w:val=""/>
-      <w:lvlJc w:val="left"/>
-      <w:pPr>
-        <w:tabs>
-          <w:tab w:val="num" w:pos="2880"/>
-        </w:tabs>
-        <w:ind w:left="2880" w:hanging="360"/>
-      </w:pPr>
-      <w:rPr>
-        <w:rFonts w:ascii="Wingdings" w:hAnsi="Wingdings" w:hint="default"/>
-        <w:sz w:val="20"/>
-      </w:rPr>
-    </w:lvl>
-    <w:lvl w:ilvl="4" w:tentative="1">
-      <w:start w:val="1"/>
-      <w:numFmt w:val="bullet"/>
-      <w:lvlText w:val=""/>
-      <w:lvlJc w:val="left"/>
-      <w:pPr>
-        <w:tabs>
-          <w:tab w:val="num" w:pos="3600"/>
-        </w:tabs>
-        <w:ind w:left="3600" w:hanging="360"/>
-      </w:pPr>
-      <w:rPr>
-        <w:rFonts w:ascii="Wingdings" w:hAnsi="Wingdings" w:hint="default"/>
-        <w:sz w:val="20"/>
-      </w:rPr>
-    </w:lvl>
-    <w:lvl w:ilvl="5" w:tentative="1">
-      <w:start w:val="1"/>
-      <w:numFmt w:val="bullet"/>
-      <w:lvlText w:val=""/>
-      <w:lvlJc w:val="left"/>
-      <w:pPr>
-        <w:tabs>
-          <w:tab w:val="num" w:pos="4320"/>
-        </w:tabs>
-        <w:ind w:left="4320" w:hanging="360"/>
-      </w:pPr>
-      <w:rPr>
-        <w:rFonts w:ascii="Wingdings" w:hAnsi="Wingdings" w:hint="default"/>
-        <w:sz w:val="20"/>
-      </w:rPr>
-    </w:lvl>
-    <w:lvl w:ilvl="6" w:tentative="1">
-      <w:start w:val="1"/>
-      <w:numFmt w:val="bullet"/>
-      <w:lvlText w:val=""/>
-      <w:lvlJc w:val="left"/>
-      <w:pPr>
-        <w:tabs>
-          <w:tab w:val="num" w:pos="5040"/>
-        </w:tabs>
-        <w:ind w:left="5040" w:hanging="360"/>
-      </w:pPr>
-      <w:rPr>
-        <w:rFonts w:ascii="Wingdings" w:hAnsi="Wingdings" w:hint="default"/>
-        <w:sz w:val="20"/>
-      </w:rPr>
-    </w:lvl>
-    <w:lvl w:ilvl="7" w:tentative="1">
-      <w:start w:val="1"/>
-      <w:numFmt w:val="bullet"/>
-      <w:lvlText w:val=""/>
-      <w:lvlJc w:val="left"/>
-      <w:pPr>
-        <w:tabs>
-          <w:tab w:val="num" w:pos="5760"/>
-        </w:tabs>
-        <w:ind w:left="5760" w:hanging="360"/>
-      </w:pPr>
-      <w:rPr>
-        <w:rFonts w:ascii="Wingdings" w:hAnsi="Wingdings" w:hint="default"/>
-        <w:sz w:val="20"/>
-      </w:rPr>
-    </w:lvl>
-    <w:lvl w:ilvl="8" w:tentative="1">
-      <w:start w:val="1"/>
-      <w:numFmt w:val="bullet"/>
-      <w:lvlText w:val=""/>
-      <w:lvlJc w:val="left"/>
-      <w:pPr>
-        <w:tabs>
-          <w:tab w:val="num" w:pos="6480"/>
-        </w:tabs>
-        <w:ind w:left="6480" w:hanging="360"/>
-      </w:pPr>
-      <w:rPr>
-        <w:rFonts w:ascii="Wingdings" w:hAnsi="Wingdings" w:hint="default"/>
-        <w:sz w:val="20"/>
-      </w:rPr>
-    </w:lvl>
-  </w:abstractNum>
-  <w:abstractNum w:abstractNumId="1" w15:restartNumberingAfterBreak="0">
-    <w:nsid w:val="0A865FA5"/>
-    <w:multiLevelType w:val="multilevel"/>
-    <w:tmpl w:val="259E657A"/>
-    <w:lvl w:ilvl="0">
-      <w:start w:val="1"/>
-      <w:numFmt w:val="bullet"/>
-      <w:lvlText w:val=""/>
-      <w:lvlJc w:val="left"/>
-      <w:pPr>
-        <w:tabs>
-          <w:tab w:val="num" w:pos="720"/>
-        </w:tabs>
-        <w:ind w:left="720" w:hanging="360"/>
-      </w:pPr>
-      <w:rPr>
-        <w:rFonts w:ascii="Symbol" w:hAnsi="Symbol" w:hint="default"/>
-        <w:sz w:val="20"/>
-      </w:rPr>
-    </w:lvl>
-    <w:lvl w:ilvl="1" w:tentative="1">
-      <w:start w:val="1"/>
-      <w:numFmt w:val="bullet"/>
-      <w:lvlText w:val="o"/>
-      <w:lvlJc w:val="left"/>
-      <w:pPr>
-        <w:tabs>
-          <w:tab w:val="num" w:pos="1440"/>
-        </w:tabs>
-        <w:ind w:left="1440" w:hanging="360"/>
-      </w:pPr>
-      <w:rPr>
-        <w:rFonts w:ascii="Courier New" w:hAnsi="Courier New" w:hint="default"/>
-        <w:sz w:val="20"/>
-      </w:rPr>
-    </w:lvl>
-    <w:lvl w:ilvl="2" w:tentative="1">
-      <w:start w:val="1"/>
-      <w:numFmt w:val="bullet"/>
-      <w:lvlText w:val=""/>
-      <w:lvlJc w:val="left"/>
-      <w:pPr>
-        <w:tabs>
-          <w:tab w:val="num" w:pos="2160"/>
-        </w:tabs>
-        <w:ind w:left="2160" w:hanging="360"/>
-      </w:pPr>
-      <w:rPr>
-        <w:rFonts w:ascii="Wingdings" w:hAnsi="Wingdings" w:hint="default"/>
-        <w:sz w:val="20"/>
-      </w:rPr>
-    </w:lvl>
-    <w:lvl w:ilvl="3" w:tentative="1">
-      <w:start w:val="1"/>
-      <w:numFmt w:val="bullet"/>
-      <w:lvlText w:val=""/>
-      <w:lvlJc w:val="left"/>
-      <w:pPr>
-        <w:tabs>
-          <w:tab w:val="num" w:pos="2880"/>
-        </w:tabs>
-        <w:ind w:left="2880" w:hanging="360"/>
-      </w:pPr>
-      <w:rPr>
-        <w:rFonts w:ascii="Wingdings" w:hAnsi="Wingdings" w:hint="default"/>
-        <w:sz w:val="20"/>
-      </w:rPr>
-    </w:lvl>
-    <w:lvl w:ilvl="4" w:tentative="1">
-      <w:start w:val="1"/>
-      <w:numFmt w:val="bullet"/>
-      <w:lvlText w:val=""/>
-      <w:lvlJc w:val="left"/>
-      <w:pPr>
-        <w:tabs>
-          <w:tab w:val="num" w:pos="3600"/>
-        </w:tabs>
-        <w:ind w:left="3600" w:hanging="360"/>
-      </w:pPr>
-      <w:rPr>
-        <w:rFonts w:ascii="Wingdings" w:hAnsi="Wingdings" w:hint="default"/>
-        <w:sz w:val="20"/>
-      </w:rPr>
-    </w:lvl>
-    <w:lvl w:ilvl="5" w:tentative="1">
-      <w:start w:val="1"/>
-      <w:numFmt w:val="bullet"/>
-      <w:lvlText w:val=""/>
-      <w:lvlJc w:val="left"/>
-      <w:pPr>
-        <w:tabs>
-          <w:tab w:val="num" w:pos="4320"/>
-        </w:tabs>
-        <w:ind w:left="4320" w:hanging="360"/>
-      </w:pPr>
-      <w:rPr>
-        <w:rFonts w:ascii="Wingdings" w:hAnsi="Wingdings" w:hint="default"/>
-        <w:sz w:val="20"/>
-      </w:rPr>
-    </w:lvl>
-    <w:lvl w:ilvl="6" w:tentative="1">
-      <w:start w:val="1"/>
-      <w:numFmt w:val="bullet"/>
-      <w:lvlText w:val=""/>
-      <w:lvlJc w:val="left"/>
-      <w:pPr>
-        <w:tabs>
-          <w:tab w:val="num" w:pos="5040"/>
-        </w:tabs>
-        <w:ind w:left="5040" w:hanging="360"/>
-      </w:pPr>
-      <w:rPr>
-        <w:rFonts w:ascii="Wingdings" w:hAnsi="Wingdings" w:hint="default"/>
-        <w:sz w:val="20"/>
-      </w:rPr>
-    </w:lvl>
-    <w:lvl w:ilvl="7" w:tentative="1">
-      <w:start w:val="1"/>
-      <w:numFmt w:val="bullet"/>
-      <w:lvlText w:val=""/>
-      <w:lvlJc w:val="left"/>
-      <w:pPr>
-        <w:tabs>
-          <w:tab w:val="num" w:pos="5760"/>
-        </w:tabs>
-        <w:ind w:left="5760" w:hanging="360"/>
-      </w:pPr>
-      <w:rPr>
-        <w:rFonts w:ascii="Wingdings" w:hAnsi="Wingdings" w:hint="default"/>
-        <w:sz w:val="20"/>
-      </w:rPr>
-    </w:lvl>
-    <w:lvl w:ilvl="8" w:tentative="1">
-      <w:start w:val="1"/>
-      <w:numFmt w:val="bullet"/>
-      <w:lvlText w:val=""/>
-      <w:lvlJc w:val="left"/>
-      <w:pPr>
-        <w:tabs>
-          <w:tab w:val="num" w:pos="6480"/>
-        </w:tabs>
-        <w:ind w:left="6480" w:hanging="360"/>
-      </w:pPr>
-      <w:rPr>
-        <w:rFonts w:ascii="Wingdings" w:hAnsi="Wingdings" w:hint="default"/>
-        <w:sz w:val="20"/>
-      </w:rPr>
-    </w:lvl>
-  </w:abstractNum>
   <w:abstractNum w:abstractNumId="2" w15:restartNumberingAfterBreak="0">
     <w:nsid w:val="103914DE"/>
     <w:multiLevelType w:val="multilevel"/>
     <w:tmpl w:val="83561EA4"/>
-    <w:lvl w:ilvl="0">
-      <w:start w:val="1"/>
-      <w:numFmt w:val="bullet"/>
-      <w:lvlText w:val=""/>
-      <w:lvlJc w:val="left"/>
-      <w:pPr>
-        <w:tabs>
-          <w:tab w:val="num" w:pos="720"/>
-        </w:tabs>
-        <w:ind w:left="720" w:hanging="360"/>
-      </w:pPr>
-      <w:rPr>
-        <w:rFonts w:ascii="Symbol" w:hAnsi="Symbol" w:hint="default"/>
-        <w:sz w:val="20"/>
-      </w:rPr>
-    </w:lvl>
-    <w:lvl w:ilvl="1" w:tentative="1">
-      <w:start w:val="1"/>
-      <w:numFmt w:val="bullet"/>
-      <w:lvlText w:val="o"/>
-      <w:lvlJc w:val="left"/>
-      <w:pPr>
-        <w:tabs>
-          <w:tab w:val="num" w:pos="1440"/>
-        </w:tabs>
-        <w:ind w:left="1440" w:hanging="360"/>
-      </w:pPr>
-      <w:rPr>
-        <w:rFonts w:ascii="Courier New" w:hAnsi="Courier New" w:hint="default"/>
-        <w:sz w:val="20"/>
-      </w:rPr>
-    </w:lvl>
-    <w:lvl w:ilvl="2" w:tentative="1">
-      <w:start w:val="1"/>
-      <w:numFmt w:val="bullet"/>
-      <w:lvlText w:val=""/>
-      <w:lvlJc w:val="left"/>
-      <w:pPr>
-        <w:tabs>
-          <w:tab w:val="num" w:pos="2160"/>
-        </w:tabs>
-        <w:ind w:left="2160" w:hanging="360"/>
-      </w:pPr>
-      <w:rPr>
-        <w:rFonts w:ascii="Wingdings" w:hAnsi="Wingdings" w:hint="default"/>
-        <w:sz w:val="20"/>
-      </w:rPr>
-    </w:lvl>
-    <w:lvl w:ilvl="3" w:tentative="1">
-      <w:start w:val="1"/>
-      <w:numFmt w:val="bullet"/>
-      <w:lvlText w:val=""/>
-      <w:lvlJc w:val="left"/>
-      <w:pPr>
-        <w:tabs>
-          <w:tab w:val="num" w:pos="2880"/>
-        </w:tabs>
-        <w:ind w:left="2880" w:hanging="360"/>
-      </w:pPr>
-      <w:rPr>
-        <w:rFonts w:ascii="Wingdings" w:hAnsi="Wingdings" w:hint="default"/>
-        <w:sz w:val="20"/>
-      </w:rPr>
-    </w:lvl>
-    <w:lvl w:ilvl="4" w:tentative="1">
-      <w:start w:val="1"/>
-      <w:numFmt w:val="bullet"/>
-      <w:lvlText w:val=""/>
-      <w:lvlJc w:val="left"/>
-      <w:pPr>
-        <w:tabs>
-          <w:tab w:val="num" w:pos="3600"/>
-        </w:tabs>
-        <w:ind w:left="3600" w:hanging="360"/>
-      </w:pPr>
-      <w:rPr>
-        <w:rFonts w:ascii="Wingdings" w:hAnsi="Wingdings" w:hint="default"/>
-        <w:sz w:val="20"/>
-      </w:rPr>
-    </w:lvl>
-    <w:lvl w:ilvl="5" w:tentative="1">
-      <w:start w:val="1"/>
-      <w:numFmt w:val="bullet"/>
-      <w:lvlText w:val=""/>
-      <w:lvlJc w:val="left"/>
-      <w:pPr>
-        <w:tabs>
-          <w:tab w:val="num" w:pos="4320"/>
-        </w:tabs>
-        <w:ind w:left="4320" w:hanging="360"/>
-      </w:pPr>
-      <w:rPr>
-        <w:rFonts w:ascii="Wingdings" w:hAnsi="Wingdings" w:hint="default"/>
-        <w:sz w:val="20"/>
-      </w:rPr>
-    </w:lvl>
-    <w:lvl w:ilvl="6" w:tentative="1">
-      <w:start w:val="1"/>
-      <w:numFmt w:val="bullet"/>
-      <w:lvlText w:val=""/>
-      <w:lvlJc w:val="left"/>
-      <w:pPr>
-        <w:tabs>
-          <w:tab w:val="num" w:pos="5040"/>
-        </w:tabs>
-        <w:ind w:left="5040" w:hanging="360"/>
-      </w:pPr>
-      <w:rPr>
-        <w:rFonts w:ascii="Wingdings" w:hAnsi="Wingdings" w:hint="default"/>
-        <w:sz w:val="20"/>
-      </w:rPr>
-    </w:lvl>
-    <w:lvl w:ilvl="7" w:tentative="1">
-      <w:start w:val="1"/>
-      <w:numFmt w:val="bullet"/>
-      <w:lvlText w:val=""/>
-      <w:lvlJc w:val="left"/>
-      <w:pPr>
-        <w:tabs>
-          <w:tab w:val="num" w:pos="5760"/>
-        </w:tabs>
-        <w:ind w:left="5760" w:hanging="360"/>
-      </w:pPr>
-      <w:rPr>
-        <w:rFonts w:ascii="Wingdings" w:hAnsi="Wingdings" w:hint="default"/>
-        <w:sz w:val="20"/>
-      </w:rPr>
-    </w:lvl>
-    <w:lvl w:ilvl="8" w:tentative="1">
-      <w:start w:val="1"/>
-      <w:numFmt w:val="bullet"/>
-      <w:lvlText w:val=""/>
-      <w:lvlJc w:val="left"/>
-      <w:pPr>
-        <w:tabs>
-          <w:tab w:val="num" w:pos="6480"/>
-        </w:tabs>
-        <w:ind w:left="6480" w:hanging="360"/>
-      </w:pPr>
-      <w:rPr>
-        <w:rFonts w:ascii="Wingdings" w:hAnsi="Wingdings" w:hint="default"/>
-        <w:sz w:val="20"/>
-      </w:rPr>
-    </w:lvl>
-  </w:abstractNum>
-  <w:abstractNum w:abstractNumId="3" w15:restartNumberingAfterBreak="0">
-    <w:nsid w:val="1E2B06F8"/>
-    <w:multiLevelType w:val="multilevel"/>
-    <w:tmpl w:val="1F2C4F58"/>
     <w:lvl w:ilvl="0">
       <w:start w:val="1"/>
       <w:numFmt w:val="bullet"/>
@@ -4940,10 +4505,10 @@
       </w:rPr>
     </w:lvl>
   </w:abstractNum>
-  <w:abstractNum w:abstractNumId="6" w15:restartNumberingAfterBreak="0">
-    <w:nsid w:val="32C56312"/>
+  <w:abstractNum w:abstractNumId="9" w15:restartNumberingAfterBreak="0">
+    <w:nsid w:val="471E0069"/>
     <w:multiLevelType w:val="multilevel"/>
-    <w:tmpl w:val="05CCE260"/>
+    <w:tmpl w:val="D94CF6EA"/>
     <w:lvl w:ilvl="0">
       <w:start w:val="1"/>
       <w:numFmt w:val="bullet"/>
@@ -5089,985 +4654,10 @@
       </w:rPr>
     </w:lvl>
   </w:abstractNum>
-  <w:abstractNum w:abstractNumId="7" w15:restartNumberingAfterBreak="0">
-    <w:nsid w:val="378C3EC3"/>
-    <w:multiLevelType w:val="multilevel"/>
-    <w:tmpl w:val="ED08E8F2"/>
-    <w:lvl w:ilvl="0">
-      <w:start w:val="1"/>
-      <w:numFmt w:val="bullet"/>
-      <w:lvlText w:val=""/>
-      <w:lvlJc w:val="left"/>
-      <w:pPr>
-        <w:tabs>
-          <w:tab w:val="num" w:pos="720"/>
-        </w:tabs>
-        <w:ind w:left="720" w:hanging="360"/>
-      </w:pPr>
-      <w:rPr>
-        <w:rFonts w:ascii="Symbol" w:hAnsi="Symbol" w:hint="default"/>
-        <w:sz w:val="20"/>
-      </w:rPr>
-    </w:lvl>
-    <w:lvl w:ilvl="1" w:tentative="1">
-      <w:start w:val="1"/>
-      <w:numFmt w:val="bullet"/>
-      <w:lvlText w:val="o"/>
-      <w:lvlJc w:val="left"/>
-      <w:pPr>
-        <w:tabs>
-          <w:tab w:val="num" w:pos="1440"/>
-        </w:tabs>
-        <w:ind w:left="1440" w:hanging="360"/>
-      </w:pPr>
-      <w:rPr>
-        <w:rFonts w:ascii="Courier New" w:hAnsi="Courier New" w:hint="default"/>
-        <w:sz w:val="20"/>
-      </w:rPr>
-    </w:lvl>
-    <w:lvl w:ilvl="2" w:tentative="1">
-      <w:start w:val="1"/>
-      <w:numFmt w:val="bullet"/>
-      <w:lvlText w:val=""/>
-      <w:lvlJc w:val="left"/>
-      <w:pPr>
-        <w:tabs>
-          <w:tab w:val="num" w:pos="2160"/>
-        </w:tabs>
-        <w:ind w:left="2160" w:hanging="360"/>
-      </w:pPr>
-      <w:rPr>
-        <w:rFonts w:ascii="Wingdings" w:hAnsi="Wingdings" w:hint="default"/>
-        <w:sz w:val="20"/>
-      </w:rPr>
-    </w:lvl>
-    <w:lvl w:ilvl="3" w:tentative="1">
-      <w:start w:val="1"/>
-      <w:numFmt w:val="bullet"/>
-      <w:lvlText w:val=""/>
-      <w:lvlJc w:val="left"/>
-      <w:pPr>
-        <w:tabs>
-          <w:tab w:val="num" w:pos="2880"/>
-        </w:tabs>
-        <w:ind w:left="2880" w:hanging="360"/>
-      </w:pPr>
-      <w:rPr>
-        <w:rFonts w:ascii="Wingdings" w:hAnsi="Wingdings" w:hint="default"/>
-        <w:sz w:val="20"/>
-      </w:rPr>
-    </w:lvl>
-    <w:lvl w:ilvl="4" w:tentative="1">
-      <w:start w:val="1"/>
-      <w:numFmt w:val="bullet"/>
-      <w:lvlText w:val=""/>
-      <w:lvlJc w:val="left"/>
-      <w:pPr>
-        <w:tabs>
-          <w:tab w:val="num" w:pos="3600"/>
-        </w:tabs>
-        <w:ind w:left="3600" w:hanging="360"/>
-      </w:pPr>
-      <w:rPr>
-        <w:rFonts w:ascii="Wingdings" w:hAnsi="Wingdings" w:hint="default"/>
-        <w:sz w:val="20"/>
-      </w:rPr>
-    </w:lvl>
-    <w:lvl w:ilvl="5" w:tentative="1">
-      <w:start w:val="1"/>
-      <w:numFmt w:val="bullet"/>
-      <w:lvlText w:val=""/>
-      <w:lvlJc w:val="left"/>
-      <w:pPr>
-        <w:tabs>
-          <w:tab w:val="num" w:pos="4320"/>
-        </w:tabs>
-        <w:ind w:left="4320" w:hanging="360"/>
-      </w:pPr>
-      <w:rPr>
-        <w:rFonts w:ascii="Wingdings" w:hAnsi="Wingdings" w:hint="default"/>
-        <w:sz w:val="20"/>
-      </w:rPr>
-    </w:lvl>
-    <w:lvl w:ilvl="6" w:tentative="1">
-      <w:start w:val="1"/>
-      <w:numFmt w:val="bullet"/>
-      <w:lvlText w:val=""/>
-      <w:lvlJc w:val="left"/>
-      <w:pPr>
-        <w:tabs>
-          <w:tab w:val="num" w:pos="5040"/>
-        </w:tabs>
-        <w:ind w:left="5040" w:hanging="360"/>
-      </w:pPr>
-      <w:rPr>
-        <w:rFonts w:ascii="Wingdings" w:hAnsi="Wingdings" w:hint="default"/>
-        <w:sz w:val="20"/>
-      </w:rPr>
-    </w:lvl>
-    <w:lvl w:ilvl="7" w:tentative="1">
-      <w:start w:val="1"/>
-      <w:numFmt w:val="bullet"/>
-      <w:lvlText w:val=""/>
-      <w:lvlJc w:val="left"/>
-      <w:pPr>
-        <w:tabs>
-          <w:tab w:val="num" w:pos="5760"/>
-        </w:tabs>
-        <w:ind w:left="5760" w:hanging="360"/>
-      </w:pPr>
-      <w:rPr>
-        <w:rFonts w:ascii="Wingdings" w:hAnsi="Wingdings" w:hint="default"/>
-        <w:sz w:val="20"/>
-      </w:rPr>
-    </w:lvl>
-    <w:lvl w:ilvl="8" w:tentative="1">
-      <w:start w:val="1"/>
-      <w:numFmt w:val="bullet"/>
-      <w:lvlText w:val=""/>
-      <w:lvlJc w:val="left"/>
-      <w:pPr>
-        <w:tabs>
-          <w:tab w:val="num" w:pos="6480"/>
-        </w:tabs>
-        <w:ind w:left="6480" w:hanging="360"/>
-      </w:pPr>
-      <w:rPr>
-        <w:rFonts w:ascii="Wingdings" w:hAnsi="Wingdings" w:hint="default"/>
-        <w:sz w:val="20"/>
-      </w:rPr>
-    </w:lvl>
-  </w:abstractNum>
-  <w:abstractNum w:abstractNumId="8" w15:restartNumberingAfterBreak="0">
-    <w:nsid w:val="459F1A32"/>
-    <w:multiLevelType w:val="multilevel"/>
-    <w:tmpl w:val="6C463AA6"/>
-    <w:lvl w:ilvl="0">
-      <w:start w:val="1"/>
-      <w:numFmt w:val="bullet"/>
-      <w:lvlText w:val=""/>
-      <w:lvlJc w:val="left"/>
-      <w:pPr>
-        <w:tabs>
-          <w:tab w:val="num" w:pos="720"/>
-        </w:tabs>
-        <w:ind w:left="720" w:hanging="360"/>
-      </w:pPr>
-      <w:rPr>
-        <w:rFonts w:ascii="Symbol" w:hAnsi="Symbol" w:hint="default"/>
-        <w:sz w:val="20"/>
-      </w:rPr>
-    </w:lvl>
-    <w:lvl w:ilvl="1" w:tentative="1">
-      <w:start w:val="1"/>
-      <w:numFmt w:val="bullet"/>
-      <w:lvlText w:val="o"/>
-      <w:lvlJc w:val="left"/>
-      <w:pPr>
-        <w:tabs>
-          <w:tab w:val="num" w:pos="1440"/>
-        </w:tabs>
-        <w:ind w:left="1440" w:hanging="360"/>
-      </w:pPr>
-      <w:rPr>
-        <w:rFonts w:ascii="Courier New" w:hAnsi="Courier New" w:hint="default"/>
-        <w:sz w:val="20"/>
-      </w:rPr>
-    </w:lvl>
-    <w:lvl w:ilvl="2" w:tentative="1">
-      <w:start w:val="1"/>
-      <w:numFmt w:val="bullet"/>
-      <w:lvlText w:val=""/>
-      <w:lvlJc w:val="left"/>
-      <w:pPr>
-        <w:tabs>
-          <w:tab w:val="num" w:pos="2160"/>
-        </w:tabs>
-        <w:ind w:left="2160" w:hanging="360"/>
-      </w:pPr>
-      <w:rPr>
-        <w:rFonts w:ascii="Wingdings" w:hAnsi="Wingdings" w:hint="default"/>
-        <w:sz w:val="20"/>
-      </w:rPr>
-    </w:lvl>
-    <w:lvl w:ilvl="3" w:tentative="1">
-      <w:start w:val="1"/>
-      <w:numFmt w:val="bullet"/>
-      <w:lvlText w:val=""/>
-      <w:lvlJc w:val="left"/>
-      <w:pPr>
-        <w:tabs>
-          <w:tab w:val="num" w:pos="2880"/>
-        </w:tabs>
-        <w:ind w:left="2880" w:hanging="360"/>
-      </w:pPr>
-      <w:rPr>
-        <w:rFonts w:ascii="Wingdings" w:hAnsi="Wingdings" w:hint="default"/>
-        <w:sz w:val="20"/>
-      </w:rPr>
-    </w:lvl>
-    <w:lvl w:ilvl="4" w:tentative="1">
-      <w:start w:val="1"/>
-      <w:numFmt w:val="bullet"/>
-      <w:lvlText w:val=""/>
-      <w:lvlJc w:val="left"/>
-      <w:pPr>
-        <w:tabs>
-          <w:tab w:val="num" w:pos="3600"/>
-        </w:tabs>
-        <w:ind w:left="3600" w:hanging="360"/>
-      </w:pPr>
-      <w:rPr>
-        <w:rFonts w:ascii="Wingdings" w:hAnsi="Wingdings" w:hint="default"/>
-        <w:sz w:val="20"/>
-      </w:rPr>
-    </w:lvl>
-    <w:lvl w:ilvl="5" w:tentative="1">
-      <w:start w:val="1"/>
-      <w:numFmt w:val="bullet"/>
-      <w:lvlText w:val=""/>
-      <w:lvlJc w:val="left"/>
-      <w:pPr>
-        <w:tabs>
-          <w:tab w:val="num" w:pos="4320"/>
-        </w:tabs>
-        <w:ind w:left="4320" w:hanging="360"/>
-      </w:pPr>
-      <w:rPr>
-        <w:rFonts w:ascii="Wingdings" w:hAnsi="Wingdings" w:hint="default"/>
-        <w:sz w:val="20"/>
-      </w:rPr>
-    </w:lvl>
-    <w:lvl w:ilvl="6" w:tentative="1">
-      <w:start w:val="1"/>
-      <w:numFmt w:val="bullet"/>
-      <w:lvlText w:val=""/>
-      <w:lvlJc w:val="left"/>
-      <w:pPr>
-        <w:tabs>
-          <w:tab w:val="num" w:pos="5040"/>
-        </w:tabs>
-        <w:ind w:left="5040" w:hanging="360"/>
-      </w:pPr>
-      <w:rPr>
-        <w:rFonts w:ascii="Wingdings" w:hAnsi="Wingdings" w:hint="default"/>
-        <w:sz w:val="20"/>
-      </w:rPr>
-    </w:lvl>
-    <w:lvl w:ilvl="7" w:tentative="1">
-      <w:start w:val="1"/>
-      <w:numFmt w:val="bullet"/>
-      <w:lvlText w:val=""/>
-      <w:lvlJc w:val="left"/>
-      <w:pPr>
-        <w:tabs>
-          <w:tab w:val="num" w:pos="5760"/>
-        </w:tabs>
-        <w:ind w:left="5760" w:hanging="360"/>
-      </w:pPr>
-      <w:rPr>
-        <w:rFonts w:ascii="Wingdings" w:hAnsi="Wingdings" w:hint="default"/>
-        <w:sz w:val="20"/>
-      </w:rPr>
-    </w:lvl>
-    <w:lvl w:ilvl="8" w:tentative="1">
-      <w:start w:val="1"/>
-      <w:numFmt w:val="bullet"/>
-      <w:lvlText w:val=""/>
-      <w:lvlJc w:val="left"/>
-      <w:pPr>
-        <w:tabs>
-          <w:tab w:val="num" w:pos="6480"/>
-        </w:tabs>
-        <w:ind w:left="6480" w:hanging="360"/>
-      </w:pPr>
-      <w:rPr>
-        <w:rFonts w:ascii="Wingdings" w:hAnsi="Wingdings" w:hint="default"/>
-        <w:sz w:val="20"/>
-      </w:rPr>
-    </w:lvl>
-  </w:abstractNum>
-  <w:abstractNum w:abstractNumId="9" w15:restartNumberingAfterBreak="0">
-    <w:nsid w:val="471E0069"/>
-    <w:multiLevelType w:val="multilevel"/>
-    <w:tmpl w:val="D94CF6EA"/>
-    <w:lvl w:ilvl="0">
-      <w:start w:val="1"/>
-      <w:numFmt w:val="bullet"/>
-      <w:lvlText w:val=""/>
-      <w:lvlJc w:val="left"/>
-      <w:pPr>
-        <w:tabs>
-          <w:tab w:val="num" w:pos="720"/>
-        </w:tabs>
-        <w:ind w:left="720" w:hanging="360"/>
-      </w:pPr>
-      <w:rPr>
-        <w:rFonts w:ascii="Symbol" w:hAnsi="Symbol" w:hint="default"/>
-        <w:sz w:val="20"/>
-      </w:rPr>
-    </w:lvl>
-    <w:lvl w:ilvl="1" w:tentative="1">
-      <w:start w:val="1"/>
-      <w:numFmt w:val="bullet"/>
-      <w:lvlText w:val="o"/>
-      <w:lvlJc w:val="left"/>
-      <w:pPr>
-        <w:tabs>
-          <w:tab w:val="num" w:pos="1440"/>
-        </w:tabs>
-        <w:ind w:left="1440" w:hanging="360"/>
-      </w:pPr>
-      <w:rPr>
-        <w:rFonts w:ascii="Courier New" w:hAnsi="Courier New" w:hint="default"/>
-        <w:sz w:val="20"/>
-      </w:rPr>
-    </w:lvl>
-    <w:lvl w:ilvl="2" w:tentative="1">
-      <w:start w:val="1"/>
-      <w:numFmt w:val="bullet"/>
-      <w:lvlText w:val=""/>
-      <w:lvlJc w:val="left"/>
-      <w:pPr>
-        <w:tabs>
-          <w:tab w:val="num" w:pos="2160"/>
-        </w:tabs>
-        <w:ind w:left="2160" w:hanging="360"/>
-      </w:pPr>
-      <w:rPr>
-        <w:rFonts w:ascii="Wingdings" w:hAnsi="Wingdings" w:hint="default"/>
-        <w:sz w:val="20"/>
-      </w:rPr>
-    </w:lvl>
-    <w:lvl w:ilvl="3" w:tentative="1">
-      <w:start w:val="1"/>
-      <w:numFmt w:val="bullet"/>
-      <w:lvlText w:val=""/>
-      <w:lvlJc w:val="left"/>
-      <w:pPr>
-        <w:tabs>
-          <w:tab w:val="num" w:pos="2880"/>
-        </w:tabs>
-        <w:ind w:left="2880" w:hanging="360"/>
-      </w:pPr>
-      <w:rPr>
-        <w:rFonts w:ascii="Wingdings" w:hAnsi="Wingdings" w:hint="default"/>
-        <w:sz w:val="20"/>
-      </w:rPr>
-    </w:lvl>
-    <w:lvl w:ilvl="4" w:tentative="1">
-      <w:start w:val="1"/>
-      <w:numFmt w:val="bullet"/>
-      <w:lvlText w:val=""/>
-      <w:lvlJc w:val="left"/>
-      <w:pPr>
-        <w:tabs>
-          <w:tab w:val="num" w:pos="3600"/>
-        </w:tabs>
-        <w:ind w:left="3600" w:hanging="360"/>
-      </w:pPr>
-      <w:rPr>
-        <w:rFonts w:ascii="Wingdings" w:hAnsi="Wingdings" w:hint="default"/>
-        <w:sz w:val="20"/>
-      </w:rPr>
-    </w:lvl>
-    <w:lvl w:ilvl="5" w:tentative="1">
-      <w:start w:val="1"/>
-      <w:numFmt w:val="bullet"/>
-      <w:lvlText w:val=""/>
-      <w:lvlJc w:val="left"/>
-      <w:pPr>
-        <w:tabs>
-          <w:tab w:val="num" w:pos="4320"/>
-        </w:tabs>
-        <w:ind w:left="4320" w:hanging="360"/>
-      </w:pPr>
-      <w:rPr>
-        <w:rFonts w:ascii="Wingdings" w:hAnsi="Wingdings" w:hint="default"/>
-        <w:sz w:val="20"/>
-      </w:rPr>
-    </w:lvl>
-    <w:lvl w:ilvl="6" w:tentative="1">
-      <w:start w:val="1"/>
-      <w:numFmt w:val="bullet"/>
-      <w:lvlText w:val=""/>
-      <w:lvlJc w:val="left"/>
-      <w:pPr>
-        <w:tabs>
-          <w:tab w:val="num" w:pos="5040"/>
-        </w:tabs>
-        <w:ind w:left="5040" w:hanging="360"/>
-      </w:pPr>
-      <w:rPr>
-        <w:rFonts w:ascii="Wingdings" w:hAnsi="Wingdings" w:hint="default"/>
-        <w:sz w:val="20"/>
-      </w:rPr>
-    </w:lvl>
-    <w:lvl w:ilvl="7" w:tentative="1">
-      <w:start w:val="1"/>
-      <w:numFmt w:val="bullet"/>
-      <w:lvlText w:val=""/>
-      <w:lvlJc w:val="left"/>
-      <w:pPr>
-        <w:tabs>
-          <w:tab w:val="num" w:pos="5760"/>
-        </w:tabs>
-        <w:ind w:left="5760" w:hanging="360"/>
-      </w:pPr>
-      <w:rPr>
-        <w:rFonts w:ascii="Wingdings" w:hAnsi="Wingdings" w:hint="default"/>
-        <w:sz w:val="20"/>
-      </w:rPr>
-    </w:lvl>
-    <w:lvl w:ilvl="8" w:tentative="1">
-      <w:start w:val="1"/>
-      <w:numFmt w:val="bullet"/>
-      <w:lvlText w:val=""/>
-      <w:lvlJc w:val="left"/>
-      <w:pPr>
-        <w:tabs>
-          <w:tab w:val="num" w:pos="6480"/>
-        </w:tabs>
-        <w:ind w:left="6480" w:hanging="360"/>
-      </w:pPr>
-      <w:rPr>
-        <w:rFonts w:ascii="Wingdings" w:hAnsi="Wingdings" w:hint="default"/>
-        <w:sz w:val="20"/>
-      </w:rPr>
-    </w:lvl>
-  </w:abstractNum>
-  <w:abstractNum w:abstractNumId="10" w15:restartNumberingAfterBreak="0">
-    <w:nsid w:val="4B4E3705"/>
-    <w:multiLevelType w:val="multilevel"/>
-    <w:tmpl w:val="F912AC52"/>
-    <w:lvl w:ilvl="0">
-      <w:start w:val="1"/>
-      <w:numFmt w:val="decimal"/>
-      <w:lvlText w:val="%1."/>
-      <w:lvlJc w:val="left"/>
-      <w:pPr>
-        <w:tabs>
-          <w:tab w:val="num" w:pos="720"/>
-        </w:tabs>
-        <w:ind w:left="720" w:hanging="360"/>
-      </w:pPr>
-    </w:lvl>
-    <w:lvl w:ilvl="1">
-      <w:start w:val="1"/>
-      <w:numFmt w:val="bullet"/>
-      <w:lvlText w:val="o"/>
-      <w:lvlJc w:val="left"/>
-      <w:pPr>
-        <w:tabs>
-          <w:tab w:val="num" w:pos="1440"/>
-        </w:tabs>
-        <w:ind w:left="1440" w:hanging="360"/>
-      </w:pPr>
-      <w:rPr>
-        <w:rFonts w:ascii="Courier New" w:hAnsi="Courier New" w:hint="default"/>
-        <w:sz w:val="20"/>
-      </w:rPr>
-    </w:lvl>
-    <w:lvl w:ilvl="2" w:tentative="1">
-      <w:start w:val="1"/>
-      <w:numFmt w:val="decimal"/>
-      <w:lvlText w:val="%3."/>
-      <w:lvlJc w:val="left"/>
-      <w:pPr>
-        <w:tabs>
-          <w:tab w:val="num" w:pos="2160"/>
-        </w:tabs>
-        <w:ind w:left="2160" w:hanging="360"/>
-      </w:pPr>
-    </w:lvl>
-    <w:lvl w:ilvl="3" w:tentative="1">
-      <w:start w:val="1"/>
-      <w:numFmt w:val="decimal"/>
-      <w:lvlText w:val="%4."/>
-      <w:lvlJc w:val="left"/>
-      <w:pPr>
-        <w:tabs>
-          <w:tab w:val="num" w:pos="2880"/>
-        </w:tabs>
-        <w:ind w:left="2880" w:hanging="360"/>
-      </w:pPr>
-    </w:lvl>
-    <w:lvl w:ilvl="4" w:tentative="1">
-      <w:start w:val="1"/>
-      <w:numFmt w:val="decimal"/>
-      <w:lvlText w:val="%5."/>
-      <w:lvlJc w:val="left"/>
-      <w:pPr>
-        <w:tabs>
-          <w:tab w:val="num" w:pos="3600"/>
-        </w:tabs>
-        <w:ind w:left="3600" w:hanging="360"/>
-      </w:pPr>
-    </w:lvl>
-    <w:lvl w:ilvl="5" w:tentative="1">
-      <w:start w:val="1"/>
-      <w:numFmt w:val="decimal"/>
-      <w:lvlText w:val="%6."/>
-      <w:lvlJc w:val="left"/>
-      <w:pPr>
-        <w:tabs>
-          <w:tab w:val="num" w:pos="4320"/>
-        </w:tabs>
-        <w:ind w:left="4320" w:hanging="360"/>
-      </w:pPr>
-    </w:lvl>
-    <w:lvl w:ilvl="6" w:tentative="1">
-      <w:start w:val="1"/>
-      <w:numFmt w:val="decimal"/>
-      <w:lvlText w:val="%7."/>
-      <w:lvlJc w:val="left"/>
-      <w:pPr>
-        <w:tabs>
-          <w:tab w:val="num" w:pos="5040"/>
-        </w:tabs>
-        <w:ind w:left="5040" w:hanging="360"/>
-      </w:pPr>
-    </w:lvl>
-    <w:lvl w:ilvl="7" w:tentative="1">
-      <w:start w:val="1"/>
-      <w:numFmt w:val="decimal"/>
-      <w:lvlText w:val="%8."/>
-      <w:lvlJc w:val="left"/>
-      <w:pPr>
-        <w:tabs>
-          <w:tab w:val="num" w:pos="5760"/>
-        </w:tabs>
-        <w:ind w:left="5760" w:hanging="360"/>
-      </w:pPr>
-    </w:lvl>
-    <w:lvl w:ilvl="8" w:tentative="1">
-      <w:start w:val="1"/>
-      <w:numFmt w:val="decimal"/>
-      <w:lvlText w:val="%9."/>
-      <w:lvlJc w:val="left"/>
-      <w:pPr>
-        <w:tabs>
-          <w:tab w:val="num" w:pos="6480"/>
-        </w:tabs>
-        <w:ind w:left="6480" w:hanging="360"/>
-      </w:pPr>
-    </w:lvl>
-  </w:abstractNum>
   <w:abstractNum w:abstractNumId="11" w15:restartNumberingAfterBreak="0">
     <w:nsid w:val="50726048"/>
     <w:multiLevelType w:val="multilevel"/>
     <w:tmpl w:val="E0CA5CF8"/>
-    <w:lvl w:ilvl="0">
-      <w:start w:val="1"/>
-      <w:numFmt w:val="bullet"/>
-      <w:lvlText w:val=""/>
-      <w:lvlJc w:val="left"/>
-      <w:pPr>
-        <w:tabs>
-          <w:tab w:val="num" w:pos="720"/>
-        </w:tabs>
-        <w:ind w:left="720" w:hanging="360"/>
-      </w:pPr>
-      <w:rPr>
-        <w:rFonts w:ascii="Symbol" w:hAnsi="Symbol" w:hint="default"/>
-        <w:sz w:val="20"/>
-      </w:rPr>
-    </w:lvl>
-    <w:lvl w:ilvl="1" w:tentative="1">
-      <w:start w:val="1"/>
-      <w:numFmt w:val="bullet"/>
-      <w:lvlText w:val="o"/>
-      <w:lvlJc w:val="left"/>
-      <w:pPr>
-        <w:tabs>
-          <w:tab w:val="num" w:pos="1440"/>
-        </w:tabs>
-        <w:ind w:left="1440" w:hanging="360"/>
-      </w:pPr>
-      <w:rPr>
-        <w:rFonts w:ascii="Courier New" w:hAnsi="Courier New" w:hint="default"/>
-        <w:sz w:val="20"/>
-      </w:rPr>
-    </w:lvl>
-    <w:lvl w:ilvl="2" w:tentative="1">
-      <w:start w:val="1"/>
-      <w:numFmt w:val="bullet"/>
-      <w:lvlText w:val=""/>
-      <w:lvlJc w:val="left"/>
-      <w:pPr>
-        <w:tabs>
-          <w:tab w:val="num" w:pos="2160"/>
-        </w:tabs>
-        <w:ind w:left="2160" w:hanging="360"/>
-      </w:pPr>
-      <w:rPr>
-        <w:rFonts w:ascii="Wingdings" w:hAnsi="Wingdings" w:hint="default"/>
-        <w:sz w:val="20"/>
-      </w:rPr>
-    </w:lvl>
-    <w:lvl w:ilvl="3" w:tentative="1">
-      <w:start w:val="1"/>
-      <w:numFmt w:val="bullet"/>
-      <w:lvlText w:val=""/>
-      <w:lvlJc w:val="left"/>
-      <w:pPr>
-        <w:tabs>
-          <w:tab w:val="num" w:pos="2880"/>
-        </w:tabs>
-        <w:ind w:left="2880" w:hanging="360"/>
-      </w:pPr>
-      <w:rPr>
-        <w:rFonts w:ascii="Wingdings" w:hAnsi="Wingdings" w:hint="default"/>
-        <w:sz w:val="20"/>
-      </w:rPr>
-    </w:lvl>
-    <w:lvl w:ilvl="4" w:tentative="1">
-      <w:start w:val="1"/>
-      <w:numFmt w:val="bullet"/>
-      <w:lvlText w:val=""/>
-      <w:lvlJc w:val="left"/>
-      <w:pPr>
-        <w:tabs>
-          <w:tab w:val="num" w:pos="3600"/>
-        </w:tabs>
-        <w:ind w:left="3600" w:hanging="360"/>
-      </w:pPr>
-      <w:rPr>
-        <w:rFonts w:ascii="Wingdings" w:hAnsi="Wingdings" w:hint="default"/>
-        <w:sz w:val="20"/>
-      </w:rPr>
-    </w:lvl>
-    <w:lvl w:ilvl="5" w:tentative="1">
-      <w:start w:val="1"/>
-      <w:numFmt w:val="bullet"/>
-      <w:lvlText w:val=""/>
-      <w:lvlJc w:val="left"/>
-      <w:pPr>
-        <w:tabs>
-          <w:tab w:val="num" w:pos="4320"/>
-        </w:tabs>
-        <w:ind w:left="4320" w:hanging="360"/>
-      </w:pPr>
-      <w:rPr>
-        <w:rFonts w:ascii="Wingdings" w:hAnsi="Wingdings" w:hint="default"/>
-        <w:sz w:val="20"/>
-      </w:rPr>
-    </w:lvl>
-    <w:lvl w:ilvl="6" w:tentative="1">
-      <w:start w:val="1"/>
-      <w:numFmt w:val="bullet"/>
-      <w:lvlText w:val=""/>
-      <w:lvlJc w:val="left"/>
-      <w:pPr>
-        <w:tabs>
-          <w:tab w:val="num" w:pos="5040"/>
-        </w:tabs>
-        <w:ind w:left="5040" w:hanging="360"/>
-      </w:pPr>
-      <w:rPr>
-        <w:rFonts w:ascii="Wingdings" w:hAnsi="Wingdings" w:hint="default"/>
-        <w:sz w:val="20"/>
-      </w:rPr>
-    </w:lvl>
-    <w:lvl w:ilvl="7" w:tentative="1">
-      <w:start w:val="1"/>
-      <w:numFmt w:val="bullet"/>
-      <w:lvlText w:val=""/>
-      <w:lvlJc w:val="left"/>
-      <w:pPr>
-        <w:tabs>
-          <w:tab w:val="num" w:pos="5760"/>
-        </w:tabs>
-        <w:ind w:left="5760" w:hanging="360"/>
-      </w:pPr>
-      <w:rPr>
-        <w:rFonts w:ascii="Wingdings" w:hAnsi="Wingdings" w:hint="default"/>
-        <w:sz w:val="20"/>
-      </w:rPr>
-    </w:lvl>
-    <w:lvl w:ilvl="8" w:tentative="1">
-      <w:start w:val="1"/>
-      <w:numFmt w:val="bullet"/>
-      <w:lvlText w:val=""/>
-      <w:lvlJc w:val="left"/>
-      <w:pPr>
-        <w:tabs>
-          <w:tab w:val="num" w:pos="6480"/>
-        </w:tabs>
-        <w:ind w:left="6480" w:hanging="360"/>
-      </w:pPr>
-      <w:rPr>
-        <w:rFonts w:ascii="Wingdings" w:hAnsi="Wingdings" w:hint="default"/>
-        <w:sz w:val="20"/>
-      </w:rPr>
-    </w:lvl>
-  </w:abstractNum>
-  <w:abstractNum w:abstractNumId="12" w15:restartNumberingAfterBreak="0">
-    <w:nsid w:val="51683E3D"/>
-    <w:multiLevelType w:val="multilevel"/>
-    <w:tmpl w:val="EE306E40"/>
-    <w:lvl w:ilvl="0">
-      <w:start w:val="1"/>
-      <w:numFmt w:val="decimal"/>
-      <w:lvlText w:val="%1."/>
-      <w:lvlJc w:val="left"/>
-      <w:pPr>
-        <w:tabs>
-          <w:tab w:val="num" w:pos="720"/>
-        </w:tabs>
-        <w:ind w:left="720" w:hanging="360"/>
-      </w:pPr>
-    </w:lvl>
-    <w:lvl w:ilvl="1" w:tentative="1">
-      <w:start w:val="1"/>
-      <w:numFmt w:val="decimal"/>
-      <w:lvlText w:val="%2."/>
-      <w:lvlJc w:val="left"/>
-      <w:pPr>
-        <w:tabs>
-          <w:tab w:val="num" w:pos="1440"/>
-        </w:tabs>
-        <w:ind w:left="1440" w:hanging="360"/>
-      </w:pPr>
-    </w:lvl>
-    <w:lvl w:ilvl="2" w:tentative="1">
-      <w:start w:val="1"/>
-      <w:numFmt w:val="decimal"/>
-      <w:lvlText w:val="%3."/>
-      <w:lvlJc w:val="left"/>
-      <w:pPr>
-        <w:tabs>
-          <w:tab w:val="num" w:pos="2160"/>
-        </w:tabs>
-        <w:ind w:left="2160" w:hanging="360"/>
-      </w:pPr>
-    </w:lvl>
-    <w:lvl w:ilvl="3" w:tentative="1">
-      <w:start w:val="1"/>
-      <w:numFmt w:val="decimal"/>
-      <w:lvlText w:val="%4."/>
-      <w:lvlJc w:val="left"/>
-      <w:pPr>
-        <w:tabs>
-          <w:tab w:val="num" w:pos="2880"/>
-        </w:tabs>
-        <w:ind w:left="2880" w:hanging="360"/>
-      </w:pPr>
-    </w:lvl>
-    <w:lvl w:ilvl="4" w:tentative="1">
-      <w:start w:val="1"/>
-      <w:numFmt w:val="decimal"/>
-      <w:lvlText w:val="%5."/>
-      <w:lvlJc w:val="left"/>
-      <w:pPr>
-        <w:tabs>
-          <w:tab w:val="num" w:pos="3600"/>
-        </w:tabs>
-        <w:ind w:left="3600" w:hanging="360"/>
-      </w:pPr>
-    </w:lvl>
-    <w:lvl w:ilvl="5" w:tentative="1">
-      <w:start w:val="1"/>
-      <w:numFmt w:val="decimal"/>
-      <w:lvlText w:val="%6."/>
-      <w:lvlJc w:val="left"/>
-      <w:pPr>
-        <w:tabs>
-          <w:tab w:val="num" w:pos="4320"/>
-        </w:tabs>
-        <w:ind w:left="4320" w:hanging="360"/>
-      </w:pPr>
-    </w:lvl>
-    <w:lvl w:ilvl="6" w:tentative="1">
-      <w:start w:val="1"/>
-      <w:numFmt w:val="decimal"/>
-      <w:lvlText w:val="%7."/>
-      <w:lvlJc w:val="left"/>
-      <w:pPr>
-        <w:tabs>
-          <w:tab w:val="num" w:pos="5040"/>
-        </w:tabs>
-        <w:ind w:left="5040" w:hanging="360"/>
-      </w:pPr>
-    </w:lvl>
-    <w:lvl w:ilvl="7" w:tentative="1">
-      <w:start w:val="1"/>
-      <w:numFmt w:val="decimal"/>
-      <w:lvlText w:val="%8."/>
-      <w:lvlJc w:val="left"/>
-      <w:pPr>
-        <w:tabs>
-          <w:tab w:val="num" w:pos="5760"/>
-        </w:tabs>
-        <w:ind w:left="5760" w:hanging="360"/>
-      </w:pPr>
-    </w:lvl>
-    <w:lvl w:ilvl="8" w:tentative="1">
-      <w:start w:val="1"/>
-      <w:numFmt w:val="decimal"/>
-      <w:lvlText w:val="%9."/>
-      <w:lvlJc w:val="left"/>
-      <w:pPr>
-        <w:tabs>
-          <w:tab w:val="num" w:pos="6480"/>
-        </w:tabs>
-        <w:ind w:left="6480" w:hanging="360"/>
-      </w:pPr>
-    </w:lvl>
-  </w:abstractNum>
-  <w:abstractNum w:abstractNumId="13" w15:restartNumberingAfterBreak="0">
-    <w:nsid w:val="5C7E1EC2"/>
-    <w:multiLevelType w:val="multilevel"/>
-    <w:tmpl w:val="80D86CD6"/>
-    <w:lvl w:ilvl="0">
-      <w:start w:val="1"/>
-      <w:numFmt w:val="bullet"/>
-      <w:lvlText w:val=""/>
-      <w:lvlJc w:val="left"/>
-      <w:pPr>
-        <w:tabs>
-          <w:tab w:val="num" w:pos="720"/>
-        </w:tabs>
-        <w:ind w:left="720" w:hanging="360"/>
-      </w:pPr>
-      <w:rPr>
-        <w:rFonts w:ascii="Symbol" w:hAnsi="Symbol" w:hint="default"/>
-        <w:sz w:val="20"/>
-      </w:rPr>
-    </w:lvl>
-    <w:lvl w:ilvl="1" w:tentative="1">
-      <w:start w:val="1"/>
-      <w:numFmt w:val="bullet"/>
-      <w:lvlText w:val="o"/>
-      <w:lvlJc w:val="left"/>
-      <w:pPr>
-        <w:tabs>
-          <w:tab w:val="num" w:pos="1440"/>
-        </w:tabs>
-        <w:ind w:left="1440" w:hanging="360"/>
-      </w:pPr>
-      <w:rPr>
-        <w:rFonts w:ascii="Courier New" w:hAnsi="Courier New" w:hint="default"/>
-        <w:sz w:val="20"/>
-      </w:rPr>
-    </w:lvl>
-    <w:lvl w:ilvl="2" w:tentative="1">
-      <w:start w:val="1"/>
-      <w:numFmt w:val="bullet"/>
-      <w:lvlText w:val=""/>
-      <w:lvlJc w:val="left"/>
-      <w:pPr>
-        <w:tabs>
-          <w:tab w:val="num" w:pos="2160"/>
-        </w:tabs>
-        <w:ind w:left="2160" w:hanging="360"/>
-      </w:pPr>
-      <w:rPr>
-        <w:rFonts w:ascii="Wingdings" w:hAnsi="Wingdings" w:hint="default"/>
-        <w:sz w:val="20"/>
-      </w:rPr>
-    </w:lvl>
-    <w:lvl w:ilvl="3" w:tentative="1">
-      <w:start w:val="1"/>
-      <w:numFmt w:val="bullet"/>
-      <w:lvlText w:val=""/>
-      <w:lvlJc w:val="left"/>
-      <w:pPr>
-        <w:tabs>
-          <w:tab w:val="num" w:pos="2880"/>
-        </w:tabs>
-        <w:ind w:left="2880" w:hanging="360"/>
-      </w:pPr>
-      <w:rPr>
-        <w:rFonts w:ascii="Wingdings" w:hAnsi="Wingdings" w:hint="default"/>
-        <w:sz w:val="20"/>
-      </w:rPr>
-    </w:lvl>
-    <w:lvl w:ilvl="4" w:tentative="1">
-      <w:start w:val="1"/>
-      <w:numFmt w:val="bullet"/>
-      <w:lvlText w:val=""/>
-      <w:lvlJc w:val="left"/>
-      <w:pPr>
-        <w:tabs>
-          <w:tab w:val="num" w:pos="3600"/>
-        </w:tabs>
-        <w:ind w:left="3600" w:hanging="360"/>
-      </w:pPr>
-      <w:rPr>
-        <w:rFonts w:ascii="Wingdings" w:hAnsi="Wingdings" w:hint="default"/>
-        <w:sz w:val="20"/>
-      </w:rPr>
-    </w:lvl>
-    <w:lvl w:ilvl="5" w:tentative="1">
-      <w:start w:val="1"/>
-      <w:numFmt w:val="bullet"/>
-      <w:lvlText w:val=""/>
-      <w:lvlJc w:val="left"/>
-      <w:pPr>
-        <w:tabs>
-          <w:tab w:val="num" w:pos="4320"/>
-        </w:tabs>
-        <w:ind w:left="4320" w:hanging="360"/>
-      </w:pPr>
-      <w:rPr>
-        <w:rFonts w:ascii="Wingdings" w:hAnsi="Wingdings" w:hint="default"/>
-        <w:sz w:val="20"/>
-      </w:rPr>
-    </w:lvl>
-    <w:lvl w:ilvl="6" w:tentative="1">
-      <w:start w:val="1"/>
-      <w:numFmt w:val="bullet"/>
-      <w:lvlText w:val=""/>
-      <w:lvlJc w:val="left"/>
-      <w:pPr>
-        <w:tabs>
-          <w:tab w:val="num" w:pos="5040"/>
-        </w:tabs>
-        <w:ind w:left="5040" w:hanging="360"/>
-      </w:pPr>
-      <w:rPr>
-        <w:rFonts w:ascii="Wingdings" w:hAnsi="Wingdings" w:hint="default"/>
-        <w:sz w:val="20"/>
-      </w:rPr>
-    </w:lvl>
-    <w:lvl w:ilvl="7" w:tentative="1">
-      <w:start w:val="1"/>
-      <w:numFmt w:val="bullet"/>
-      <w:lvlText w:val=""/>
-      <w:lvlJc w:val="left"/>
-      <w:pPr>
-        <w:tabs>
-          <w:tab w:val="num" w:pos="5760"/>
-        </w:tabs>
-        <w:ind w:left="5760" w:hanging="360"/>
-      </w:pPr>
-      <w:rPr>
-        <w:rFonts w:ascii="Wingdings" w:hAnsi="Wingdings" w:hint="default"/>
-        <w:sz w:val="20"/>
-      </w:rPr>
-    </w:lvl>
-    <w:lvl w:ilvl="8" w:tentative="1">
-      <w:start w:val="1"/>
-      <w:numFmt w:val="bullet"/>
-      <w:lvlText w:val=""/>
-      <w:lvlJc w:val="left"/>
-      <w:pPr>
-        <w:tabs>
-          <w:tab w:val="num" w:pos="6480"/>
-        </w:tabs>
-        <w:ind w:left="6480" w:hanging="360"/>
-      </w:pPr>
-      <w:rPr>
-        <w:rFonts w:ascii="Wingdings" w:hAnsi="Wingdings" w:hint="default"/>
-        <w:sz w:val="20"/>
-      </w:rPr>
-    </w:lvl>
-  </w:abstractNum>
-  <w:abstractNum w:abstractNumId="14" w15:restartNumberingAfterBreak="0">
-    <w:nsid w:val="641C4CEA"/>
-    <w:multiLevelType w:val="multilevel"/>
-    <w:tmpl w:val="C91A5FB4"/>
     <w:lvl w:ilvl="0">
       <w:start w:val="1"/>
       <w:numFmt w:val="bullet"/>
@@ -6362,345 +4952,11 @@
       </w:rPr>
     </w:lvl>
   </w:abstractNum>
-  <w:abstractNum w:abstractNumId="16" w15:restartNumberingAfterBreak="0">
-    <w:nsid w:val="6E5B77F1"/>
-    <w:multiLevelType w:val="multilevel"/>
-    <w:tmpl w:val="6ED4366E"/>
-    <w:lvl w:ilvl="0">
-      <w:start w:val="1"/>
-      <w:numFmt w:val="bullet"/>
-      <w:lvlText w:val=""/>
-      <w:lvlJc w:val="left"/>
-      <w:pPr>
-        <w:tabs>
-          <w:tab w:val="num" w:pos="720"/>
-        </w:tabs>
-        <w:ind w:left="720" w:hanging="360"/>
-      </w:pPr>
-      <w:rPr>
-        <w:rFonts w:ascii="Symbol" w:hAnsi="Symbol" w:hint="default"/>
-        <w:sz w:val="20"/>
-      </w:rPr>
-    </w:lvl>
-    <w:lvl w:ilvl="1" w:tentative="1">
-      <w:start w:val="1"/>
-      <w:numFmt w:val="bullet"/>
-      <w:lvlText w:val="o"/>
-      <w:lvlJc w:val="left"/>
-      <w:pPr>
-        <w:tabs>
-          <w:tab w:val="num" w:pos="1440"/>
-        </w:tabs>
-        <w:ind w:left="1440" w:hanging="360"/>
-      </w:pPr>
-      <w:rPr>
-        <w:rFonts w:ascii="Courier New" w:hAnsi="Courier New" w:hint="default"/>
-        <w:sz w:val="20"/>
-      </w:rPr>
-    </w:lvl>
-    <w:lvl w:ilvl="2" w:tentative="1">
-      <w:start w:val="1"/>
-      <w:numFmt w:val="bullet"/>
-      <w:lvlText w:val=""/>
-      <w:lvlJc w:val="left"/>
-      <w:pPr>
-        <w:tabs>
-          <w:tab w:val="num" w:pos="2160"/>
-        </w:tabs>
-        <w:ind w:left="2160" w:hanging="360"/>
-      </w:pPr>
-      <w:rPr>
-        <w:rFonts w:ascii="Wingdings" w:hAnsi="Wingdings" w:hint="default"/>
-        <w:sz w:val="20"/>
-      </w:rPr>
-    </w:lvl>
-    <w:lvl w:ilvl="3" w:tentative="1">
-      <w:start w:val="1"/>
-      <w:numFmt w:val="bullet"/>
-      <w:lvlText w:val=""/>
-      <w:lvlJc w:val="left"/>
-      <w:pPr>
-        <w:tabs>
-          <w:tab w:val="num" w:pos="2880"/>
-        </w:tabs>
-        <w:ind w:left="2880" w:hanging="360"/>
-      </w:pPr>
-      <w:rPr>
-        <w:rFonts w:ascii="Wingdings" w:hAnsi="Wingdings" w:hint="default"/>
-        <w:sz w:val="20"/>
-      </w:rPr>
-    </w:lvl>
-    <w:lvl w:ilvl="4" w:tentative="1">
-      <w:start w:val="1"/>
-      <w:numFmt w:val="bullet"/>
-      <w:lvlText w:val=""/>
-      <w:lvlJc w:val="left"/>
-      <w:pPr>
-        <w:tabs>
-          <w:tab w:val="num" w:pos="3600"/>
-        </w:tabs>
-        <w:ind w:left="3600" w:hanging="360"/>
-      </w:pPr>
-      <w:rPr>
-        <w:rFonts w:ascii="Wingdings" w:hAnsi="Wingdings" w:hint="default"/>
-        <w:sz w:val="20"/>
-      </w:rPr>
-    </w:lvl>
-    <w:lvl w:ilvl="5" w:tentative="1">
-      <w:start w:val="1"/>
-      <w:numFmt w:val="bullet"/>
-      <w:lvlText w:val=""/>
-      <w:lvlJc w:val="left"/>
-      <w:pPr>
-        <w:tabs>
-          <w:tab w:val="num" w:pos="4320"/>
-        </w:tabs>
-        <w:ind w:left="4320" w:hanging="360"/>
-      </w:pPr>
-      <w:rPr>
-        <w:rFonts w:ascii="Wingdings" w:hAnsi="Wingdings" w:hint="default"/>
-        <w:sz w:val="20"/>
-      </w:rPr>
-    </w:lvl>
-    <w:lvl w:ilvl="6" w:tentative="1">
-      <w:start w:val="1"/>
-      <w:numFmt w:val="bullet"/>
-      <w:lvlText w:val=""/>
-      <w:lvlJc w:val="left"/>
-      <w:pPr>
-        <w:tabs>
-          <w:tab w:val="num" w:pos="5040"/>
-        </w:tabs>
-        <w:ind w:left="5040" w:hanging="360"/>
-      </w:pPr>
-      <w:rPr>
-        <w:rFonts w:ascii="Wingdings" w:hAnsi="Wingdings" w:hint="default"/>
-        <w:sz w:val="20"/>
-      </w:rPr>
-    </w:lvl>
-    <w:lvl w:ilvl="7" w:tentative="1">
-      <w:start w:val="1"/>
-      <w:numFmt w:val="bullet"/>
-      <w:lvlText w:val=""/>
-      <w:lvlJc w:val="left"/>
-      <w:pPr>
-        <w:tabs>
-          <w:tab w:val="num" w:pos="5760"/>
-        </w:tabs>
-        <w:ind w:left="5760" w:hanging="360"/>
-      </w:pPr>
-      <w:rPr>
-        <w:rFonts w:ascii="Wingdings" w:hAnsi="Wingdings" w:hint="default"/>
-        <w:sz w:val="20"/>
-      </w:rPr>
-    </w:lvl>
-    <w:lvl w:ilvl="8" w:tentative="1">
-      <w:start w:val="1"/>
-      <w:numFmt w:val="bullet"/>
-      <w:lvlText w:val=""/>
-      <w:lvlJc w:val="left"/>
-      <w:pPr>
-        <w:tabs>
-          <w:tab w:val="num" w:pos="6480"/>
-        </w:tabs>
-        <w:ind w:left="6480" w:hanging="360"/>
-      </w:pPr>
-      <w:rPr>
-        <w:rFonts w:ascii="Wingdings" w:hAnsi="Wingdings" w:hint="default"/>
-        <w:sz w:val="20"/>
-      </w:rPr>
-    </w:lvl>
-  </w:abstractNum>
-  <w:abstractNum w:abstractNumId="17" w15:restartNumberingAfterBreak="0">
-    <w:nsid w:val="7EDC0C7C"/>
-    <w:multiLevelType w:val="multilevel"/>
-    <w:tmpl w:val="434E7610"/>
-    <w:lvl w:ilvl="0">
-      <w:start w:val="1"/>
-      <w:numFmt w:val="bullet"/>
-      <w:lvlText w:val=""/>
-      <w:lvlJc w:val="left"/>
-      <w:pPr>
-        <w:tabs>
-          <w:tab w:val="num" w:pos="720"/>
-        </w:tabs>
-        <w:ind w:left="720" w:hanging="360"/>
-      </w:pPr>
-      <w:rPr>
-        <w:rFonts w:ascii="Symbol" w:hAnsi="Symbol" w:hint="default"/>
-        <w:sz w:val="20"/>
-      </w:rPr>
-    </w:lvl>
-    <w:lvl w:ilvl="1" w:tentative="1">
-      <w:start w:val="1"/>
-      <w:numFmt w:val="bullet"/>
-      <w:lvlText w:val="o"/>
-      <w:lvlJc w:val="left"/>
-      <w:pPr>
-        <w:tabs>
-          <w:tab w:val="num" w:pos="1440"/>
-        </w:tabs>
-        <w:ind w:left="1440" w:hanging="360"/>
-      </w:pPr>
-      <w:rPr>
-        <w:rFonts w:ascii="Courier New" w:hAnsi="Courier New" w:hint="default"/>
-        <w:sz w:val="20"/>
-      </w:rPr>
-    </w:lvl>
-    <w:lvl w:ilvl="2" w:tentative="1">
-      <w:start w:val="1"/>
-      <w:numFmt w:val="bullet"/>
-      <w:lvlText w:val=""/>
-      <w:lvlJc w:val="left"/>
-      <w:pPr>
-        <w:tabs>
-          <w:tab w:val="num" w:pos="2160"/>
-        </w:tabs>
-        <w:ind w:left="2160" w:hanging="360"/>
-      </w:pPr>
-      <w:rPr>
-        <w:rFonts w:ascii="Wingdings" w:hAnsi="Wingdings" w:hint="default"/>
-        <w:sz w:val="20"/>
-      </w:rPr>
-    </w:lvl>
-    <w:lvl w:ilvl="3" w:tentative="1">
-      <w:start w:val="1"/>
-      <w:numFmt w:val="bullet"/>
-      <w:lvlText w:val=""/>
-      <w:lvlJc w:val="left"/>
-      <w:pPr>
-        <w:tabs>
-          <w:tab w:val="num" w:pos="2880"/>
-        </w:tabs>
-        <w:ind w:left="2880" w:hanging="360"/>
-      </w:pPr>
-      <w:rPr>
-        <w:rFonts w:ascii="Wingdings" w:hAnsi="Wingdings" w:hint="default"/>
-        <w:sz w:val="20"/>
-      </w:rPr>
-    </w:lvl>
-    <w:lvl w:ilvl="4" w:tentative="1">
-      <w:start w:val="1"/>
-      <w:numFmt w:val="bullet"/>
-      <w:lvlText w:val=""/>
-      <w:lvlJc w:val="left"/>
-      <w:pPr>
-        <w:tabs>
-          <w:tab w:val="num" w:pos="3600"/>
-        </w:tabs>
-        <w:ind w:left="3600" w:hanging="360"/>
-      </w:pPr>
-      <w:rPr>
-        <w:rFonts w:ascii="Wingdings" w:hAnsi="Wingdings" w:hint="default"/>
-        <w:sz w:val="20"/>
-      </w:rPr>
-    </w:lvl>
-    <w:lvl w:ilvl="5" w:tentative="1">
-      <w:start w:val="1"/>
-      <w:numFmt w:val="bullet"/>
-      <w:lvlText w:val=""/>
-      <w:lvlJc w:val="left"/>
-      <w:pPr>
-        <w:tabs>
-          <w:tab w:val="num" w:pos="4320"/>
-        </w:tabs>
-        <w:ind w:left="4320" w:hanging="360"/>
-      </w:pPr>
-      <w:rPr>
-        <w:rFonts w:ascii="Wingdings" w:hAnsi="Wingdings" w:hint="default"/>
-        <w:sz w:val="20"/>
-      </w:rPr>
-    </w:lvl>
-    <w:lvl w:ilvl="6" w:tentative="1">
-      <w:start w:val="1"/>
-      <w:numFmt w:val="bullet"/>
-      <w:lvlText w:val=""/>
-      <w:lvlJc w:val="left"/>
-      <w:pPr>
-        <w:tabs>
-          <w:tab w:val="num" w:pos="5040"/>
-        </w:tabs>
-        <w:ind w:left="5040" w:hanging="360"/>
-      </w:pPr>
-      <w:rPr>
-        <w:rFonts w:ascii="Wingdings" w:hAnsi="Wingdings" w:hint="default"/>
-        <w:sz w:val="20"/>
-      </w:rPr>
-    </w:lvl>
-    <w:lvl w:ilvl="7" w:tentative="1">
-      <w:start w:val="1"/>
-      <w:numFmt w:val="bullet"/>
-      <w:lvlText w:val=""/>
-      <w:lvlJc w:val="left"/>
-      <w:pPr>
-        <w:tabs>
-          <w:tab w:val="num" w:pos="5760"/>
-        </w:tabs>
-        <w:ind w:left="5760" w:hanging="360"/>
-      </w:pPr>
-      <w:rPr>
-        <w:rFonts w:ascii="Wingdings" w:hAnsi="Wingdings" w:hint="default"/>
-        <w:sz w:val="20"/>
-      </w:rPr>
-    </w:lvl>
-    <w:lvl w:ilvl="8" w:tentative="1">
-      <w:start w:val="1"/>
-      <w:numFmt w:val="bullet"/>
-      <w:lvlText w:val=""/>
-      <w:lvlJc w:val="left"/>
-      <w:pPr>
-        <w:tabs>
-          <w:tab w:val="num" w:pos="6480"/>
-        </w:tabs>
-        <w:ind w:left="6480" w:hanging="360"/>
-      </w:pPr>
-      <w:rPr>
-        <w:rFonts w:ascii="Wingdings" w:hAnsi="Wingdings" w:hint="default"/>
-        <w:sz w:val="20"/>
-      </w:rPr>
-    </w:lvl>
-  </w:abstractNum>
-  <w:num w:numId="1" w16cid:durableId="1857227236">
-    <w:abstractNumId w:val="17"/>
-  </w:num>
-  <w:num w:numId="2" w16cid:durableId="539435470">
-    <w:abstractNumId w:val="8"/>
-  </w:num>
-  <w:num w:numId="3" w16cid:durableId="909073717">
-    <w:abstractNumId w:val="1"/>
-  </w:num>
-  <w:num w:numId="4" w16cid:durableId="495846789">
-    <w:abstractNumId w:val="7"/>
-  </w:num>
-  <w:num w:numId="5" w16cid:durableId="1009600747">
-    <w:abstractNumId w:val="16"/>
-  </w:num>
-  <w:num w:numId="6" w16cid:durableId="606350059">
-    <w:abstractNumId w:val="3"/>
-  </w:num>
-  <w:num w:numId="7" w16cid:durableId="425811929">
-    <w:abstractNumId w:val="10"/>
-  </w:num>
-  <w:num w:numId="8" w16cid:durableId="68697591">
-    <w:abstractNumId w:val="12"/>
-  </w:num>
-  <w:num w:numId="9" w16cid:durableId="393623611">
-    <w:abstractNumId w:val="6"/>
-  </w:num>
-  <w:num w:numId="10" w16cid:durableId="94592964">
-    <w:abstractNumId w:val="14"/>
-  </w:num>
   <w:num w:numId="11" w16cid:durableId="1035079470">
     <w:abstractNumId w:val="15"/>
   </w:num>
-  <w:num w:numId="12" w16cid:durableId="1910650914">
-    <w:abstractNumId w:val="0"/>
-  </w:num>
   <w:num w:numId="13" w16cid:durableId="127288137">
     <w:abstractNumId w:val="9"/>
-  </w:num>
-  <w:num w:numId="14" w16cid:durableId="1918782374">
-    <w:abstractNumId w:val="13"/>
   </w:num>
   <w:num w:numId="15" w16cid:durableId="2066098387">
     <w:abstractNumId w:val="2"/>
@@ -7633,6 +5889,17 @@
       <w:spacing w:val="5"/>
     </w:rPr>
   </w:style>
+  <w:style w:styleId="Hyperlink" w:type="character">
+    <w:name w:val="Hyperlink"/>
+    <w:basedOn w:val="DefaultParagraphFont"/>
+    <w:uiPriority w:val="99"/>
+    <w:unhideWhenUsed/>
+    <w:rsid w:val="00D87CC4"/>
+    <w:rPr>
+      <w:color w:themeColor="hyperlink" w:val="467886"/>
+      <w:u w:val="single"/>
+    </w:rPr>
+  </w:style>
 </w:styles>
 </file>
 
